--- a/Pesquisa rapido Sobre outros Apliações.docx
+++ b/Pesquisa rapido Sobre outros Apliações.docx
@@ -613,8 +613,8 @@
         </w:rPr>
       </w:pPr>
       <w:r>
-        <w:object w:dxaOrig="8654" w:dyaOrig="2808">
-          <v:rect xmlns:o="urn:schemas-microsoft-com:office:office" xmlns:v="urn:schemas-microsoft-com:vml" id="rectole0000000000" style="width:432.700000pt;height:140.400000pt" o:preferrelative="t" o:ole="">
+        <w:object w:dxaOrig="8868" w:dyaOrig="2874">
+          <v:rect xmlns:o="urn:schemas-microsoft-com:office:office" xmlns:v="urn:schemas-microsoft-com:vml" id="rectole0000000000" style="width:443.400000pt;height:143.700000pt" o:preferrelative="t" o:ole="">
             <o:lock v:ext="edit"/>
             <v:imagedata xmlns:r="http://schemas.openxmlformats.org/officeDocument/2006/relationships" r:id="docRId1" o:title=""/>
           </v:rect>
@@ -2013,6 +2013,17 @@
       </w:r>
       <w:r>
         <w:rPr>
+          <w:rFonts w:ascii="Helvetica" w:hAnsi="Helvetica" w:cs="Helvetica" w:eastAsia="Helvetica"/>
+          <w:color w:val="0F4761"/>
+          <w:spacing w:val="0"/>
+          <w:position w:val="0"/>
+          <w:sz w:val="32"/>
+          <w:shd w:fill="auto" w:val="clear"/>
+        </w:rPr>
+        <w:t xml:space="preserve">Apps com foco em localiza</w:t>
+      </w:r>
+      <w:r>
+        <w:rPr>
           <w:rFonts w:ascii="Aptos Display" w:hAnsi="Aptos Display" w:cs="Aptos Display" w:eastAsia="Aptos Display"/>
           <w:color w:val="0F4761"/>
           <w:spacing w:val="0"/>
@@ -2020,7 +2031,7 @@
           <w:sz w:val="32"/>
           <w:shd w:fill="auto" w:val="clear"/>
         </w:rPr>
-        <w:t xml:space="preserve">Apps com foco em localização e mapas</w:t>
+        <w:t xml:space="preserve">ção e mapas</w:t>
       </w:r>
     </w:p>
     <w:p>
@@ -2184,6 +2195,17 @@
       </w:r>
       <w:r>
         <w:rPr>
+          <w:rFonts w:ascii="Helvetica" w:hAnsi="Helvetica" w:cs="Helvetica" w:eastAsia="Helvetica"/>
+          <w:color w:val="0F4761"/>
+          <w:spacing w:val="0"/>
+          <w:position w:val="0"/>
+          <w:sz w:val="32"/>
+          <w:shd w:fill="auto" w:val="clear"/>
+        </w:rPr>
+        <w:t xml:space="preserve">Apps com bot</w:t>
+      </w:r>
+      <w:r>
+        <w:rPr>
           <w:rFonts w:ascii="Aptos Display" w:hAnsi="Aptos Display" w:cs="Aptos Display" w:eastAsia="Aptos Display"/>
           <w:color w:val="0F4761"/>
           <w:spacing w:val="0"/>
@@ -2191,7 +2213,7 @@
           <w:sz w:val="32"/>
           <w:shd w:fill="auto" w:val="clear"/>
         </w:rPr>
-        <w:t xml:space="preserve">Apps com botão de emergência</w:t>
+        <w:t xml:space="preserve">ão de emergência</w:t>
       </w:r>
     </w:p>
     <w:p>
@@ -2354,6 +2376,28 @@
       </w:r>
       <w:r>
         <w:rPr>
+          <w:rFonts w:ascii="Segoe UI Emoji" w:hAnsi="Segoe UI Emoji" w:cs="Segoe UI Emoji" w:eastAsia="Segoe UI Emoji"/>
+          <w:color w:val="0F4761"/>
+          <w:spacing w:val="0"/>
+          <w:position w:val="0"/>
+          <w:sz w:val="32"/>
+          <w:shd w:fill="auto" w:val="clear"/>
+        </w:rPr>
+        <w:t xml:space="preserve"> </w:t>
+      </w:r>
+      <w:r>
+        <w:rPr>
+          <w:rFonts w:ascii="Segoe UI Emoji" w:hAnsi="Segoe UI Emoji" w:cs="Segoe UI Emoji" w:eastAsia="Segoe UI Emoji"/>
+          <w:color w:val="0F4761"/>
+          <w:spacing w:val="0"/>
+          <w:position w:val="0"/>
+          <w:sz w:val="32"/>
+          <w:shd w:fill="auto" w:val="clear"/>
+        </w:rPr>
+        <w:t xml:space="preserve">Apps voltados para seguran</w:t>
+      </w:r>
+      <w:r>
+        <w:rPr>
           <w:rFonts w:ascii="Aptos Display" w:hAnsi="Aptos Display" w:cs="Aptos Display" w:eastAsia="Aptos Display"/>
           <w:color w:val="0F4761"/>
           <w:spacing w:val="0"/>
@@ -2361,18 +2405,7 @@
           <w:sz w:val="32"/>
           <w:shd w:fill="auto" w:val="clear"/>
         </w:rPr>
-        <w:t xml:space="preserve"> </w:t>
-      </w:r>
-      <w:r>
-        <w:rPr>
-          <w:rFonts w:ascii="Aptos Display" w:hAnsi="Aptos Display" w:cs="Aptos Display" w:eastAsia="Aptos Display"/>
-          <w:color w:val="0F4761"/>
-          <w:spacing w:val="0"/>
-          <w:position w:val="0"/>
-          <w:sz w:val="32"/>
-          <w:shd w:fill="auto" w:val="clear"/>
-        </w:rPr>
-        <w:t xml:space="preserve">Apps voltados para segurança de mulheres </w:t>
+        <w:t xml:space="preserve">ça de mulheres </w:t>
       </w:r>
     </w:p>
     <w:p>
@@ -2636,7 +2669,6 @@
                 <w:color w:val="auto"/>
                 <w:spacing w:val="0"/>
                 <w:position w:val="0"/>
-                <w:shd w:fill="auto" w:val="clear"/>
               </w:rPr>
             </w:pPr>
             <w:r>
@@ -2678,7 +2710,6 @@
                 <w:color w:val="auto"/>
                 <w:spacing w:val="0"/>
                 <w:position w:val="0"/>
-                <w:shd w:fill="auto" w:val="clear"/>
               </w:rPr>
             </w:pPr>
             <w:r>
@@ -2720,7 +2751,6 @@
                 <w:color w:val="auto"/>
                 <w:spacing w:val="0"/>
                 <w:position w:val="0"/>
-                <w:shd w:fill="auto" w:val="clear"/>
               </w:rPr>
             </w:pPr>
             <w:r>
@@ -2762,7 +2792,6 @@
                 <w:color w:val="auto"/>
                 <w:spacing w:val="0"/>
                 <w:position w:val="0"/>
-                <w:shd w:fill="auto" w:val="clear"/>
               </w:rPr>
             </w:pPr>
             <w:r>
@@ -2804,7 +2833,6 @@
                 <w:color w:val="auto"/>
                 <w:spacing w:val="0"/>
                 <w:position w:val="0"/>
-                <w:shd w:fill="auto" w:val="clear"/>
               </w:rPr>
             </w:pPr>
             <w:r>
@@ -2846,7 +2874,6 @@
                 <w:color w:val="auto"/>
                 <w:spacing w:val="0"/>
                 <w:position w:val="0"/>
-                <w:shd w:fill="auto" w:val="clear"/>
               </w:rPr>
             </w:pPr>
             <w:r>
@@ -2888,7 +2915,6 @@
                 <w:color w:val="auto"/>
                 <w:spacing w:val="0"/>
                 <w:position w:val="0"/>
-                <w:shd w:fill="auto" w:val="clear"/>
               </w:rPr>
             </w:pPr>
             <w:r>
@@ -2936,7 +2962,6 @@
                 <w:color w:val="auto"/>
                 <w:spacing w:val="0"/>
                 <w:position w:val="0"/>
-                <w:shd w:fill="auto" w:val="clear"/>
               </w:rPr>
             </w:pPr>
             <w:r>
@@ -2988,7 +3013,6 @@
                 <w:color w:val="auto"/>
                 <w:spacing w:val="0"/>
                 <w:position w:val="0"/>
-                <w:shd w:fill="auto" w:val="clear"/>
               </w:rPr>
             </w:pPr>
             <w:r>
@@ -3029,7 +3053,6 @@
                 <w:color w:val="auto"/>
                 <w:spacing w:val="0"/>
                 <w:position w:val="0"/>
-                <w:shd w:fill="auto" w:val="clear"/>
               </w:rPr>
             </w:pPr>
             <w:r>
@@ -3070,7 +3093,6 @@
                 <w:color w:val="auto"/>
                 <w:spacing w:val="0"/>
                 <w:position w:val="0"/>
-                <w:shd w:fill="auto" w:val="clear"/>
               </w:rPr>
             </w:pPr>
             <w:r>
@@ -3111,7 +3133,6 @@
                 <w:color w:val="auto"/>
                 <w:spacing w:val="0"/>
                 <w:position w:val="0"/>
-                <w:shd w:fill="auto" w:val="clear"/>
               </w:rPr>
             </w:pPr>
             <w:r>
@@ -3151,7 +3172,6 @@
               <w:rPr>
                 <w:spacing w:val="0"/>
                 <w:position w:val="0"/>
-                <w:shd w:fill="auto" w:val="clear"/>
               </w:rPr>
             </w:pPr>
             <w:r>
@@ -3217,7 +3237,6 @@
                 <w:color w:val="auto"/>
                 <w:spacing w:val="0"/>
                 <w:position w:val="0"/>
-                <w:shd w:fill="auto" w:val="clear"/>
               </w:rPr>
             </w:pPr>
             <w:r>
@@ -3264,7 +3283,6 @@
                 <w:color w:val="auto"/>
                 <w:spacing w:val="0"/>
                 <w:position w:val="0"/>
-                <w:shd w:fill="auto" w:val="clear"/>
               </w:rPr>
             </w:pPr>
             <w:r>
@@ -3305,7 +3323,6 @@
                 <w:color w:val="auto"/>
                 <w:spacing w:val="0"/>
                 <w:position w:val="0"/>
-                <w:shd w:fill="auto" w:val="clear"/>
               </w:rPr>
             </w:pPr>
             <w:r>
@@ -3346,7 +3363,6 @@
                 <w:color w:val="auto"/>
                 <w:spacing w:val="0"/>
                 <w:position w:val="0"/>
-                <w:shd w:fill="auto" w:val="clear"/>
               </w:rPr>
             </w:pPr>
             <w:r>
@@ -3387,7 +3403,6 @@
                 <w:color w:val="auto"/>
                 <w:spacing w:val="0"/>
                 <w:position w:val="0"/>
-                <w:shd w:fill="auto" w:val="clear"/>
               </w:rPr>
             </w:pPr>
             <w:r>
@@ -3428,7 +3443,6 @@
                 <w:color w:val="auto"/>
                 <w:spacing w:val="0"/>
                 <w:position w:val="0"/>
-                <w:shd w:fill="auto" w:val="clear"/>
               </w:rPr>
             </w:pPr>
             <w:r>
@@ -3468,7 +3482,6 @@
               <w:rPr>
                 <w:spacing w:val="0"/>
                 <w:position w:val="0"/>
-                <w:shd w:fill="auto" w:val="clear"/>
               </w:rPr>
             </w:pPr>
             <w:r>
@@ -3534,7 +3547,6 @@
                 <w:color w:val="auto"/>
                 <w:spacing w:val="0"/>
                 <w:position w:val="0"/>
-                <w:shd w:fill="auto" w:val="clear"/>
               </w:rPr>
             </w:pPr>
             <w:r>
@@ -3581,7 +3593,6 @@
                 <w:color w:val="auto"/>
                 <w:spacing w:val="0"/>
                 <w:position w:val="0"/>
-                <w:shd w:fill="auto" w:val="clear"/>
               </w:rPr>
             </w:pPr>
             <w:r>
@@ -3622,7 +3633,6 @@
                 <w:color w:val="auto"/>
                 <w:spacing w:val="0"/>
                 <w:position w:val="0"/>
-                <w:shd w:fill="auto" w:val="clear"/>
               </w:rPr>
             </w:pPr>
             <w:r>
@@ -3663,7 +3673,6 @@
                 <w:color w:val="auto"/>
                 <w:spacing w:val="0"/>
                 <w:position w:val="0"/>
-                <w:shd w:fill="auto" w:val="clear"/>
               </w:rPr>
             </w:pPr>
             <w:r>
@@ -3690,14 +3699,25 @@
             </w:r>
             <w:r>
               <w:rPr>
-                <w:rFonts w:ascii="Aptos" w:hAnsi="Aptos" w:cs="Aptos" w:eastAsia="Aptos"/>
+                <w:rFonts w:ascii="Calibri" w:hAnsi="Calibri" w:cs="Calibri" w:eastAsia="Calibri"/>
                 <w:color w:val="auto"/>
                 <w:spacing w:val="0"/>
                 <w:position w:val="0"/>
                 <w:sz w:val="24"/>
                 <w:shd w:fill="auto" w:val="clear"/>
               </w:rPr>
-              <w:t xml:space="preserve">(automático)</w:t>
+              <w:t xml:space="preserve">(autom</w:t>
+            </w:r>
+            <w:r>
+              <w:rPr>
+                <w:rFonts w:ascii="Aptos" w:hAnsi="Aptos" w:cs="Aptos" w:eastAsia="Aptos"/>
+                <w:color w:val="auto"/>
+                <w:spacing w:val="0"/>
+                <w:position w:val="0"/>
+                <w:sz w:val="24"/>
+                <w:shd w:fill="auto" w:val="clear"/>
+              </w:rPr>
+              <w:t xml:space="preserve">ático)</w:t>
             </w:r>
           </w:p>
         </w:tc>
@@ -3726,7 +3746,6 @@
                 <w:color w:val="auto"/>
                 <w:spacing w:val="0"/>
                 <w:position w:val="0"/>
-                <w:shd w:fill="auto" w:val="clear"/>
               </w:rPr>
             </w:pPr>
             <w:r>
@@ -3767,7 +3786,6 @@
                 <w:color w:val="auto"/>
                 <w:spacing w:val="0"/>
                 <w:position w:val="0"/>
-                <w:shd w:fill="auto" w:val="clear"/>
               </w:rPr>
             </w:pPr>
             <w:r>
@@ -3807,7 +3825,6 @@
               <w:rPr>
                 <w:spacing w:val="0"/>
                 <w:position w:val="0"/>
-                <w:shd w:fill="auto" w:val="clear"/>
               </w:rPr>
             </w:pPr>
             <w:r>
@@ -3873,7 +3890,6 @@
                 <w:color w:val="auto"/>
                 <w:spacing w:val="0"/>
                 <w:position w:val="0"/>
-                <w:shd w:fill="auto" w:val="clear"/>
               </w:rPr>
             </w:pPr>
             <w:r>
@@ -3920,7 +3936,6 @@
                 <w:color w:val="auto"/>
                 <w:spacing w:val="0"/>
                 <w:position w:val="0"/>
-                <w:shd w:fill="auto" w:val="clear"/>
               </w:rPr>
             </w:pPr>
             <w:r>
@@ -3961,7 +3976,6 @@
                 <w:color w:val="auto"/>
                 <w:spacing w:val="0"/>
                 <w:position w:val="0"/>
-                <w:shd w:fill="auto" w:val="clear"/>
               </w:rPr>
             </w:pPr>
             <w:r>
@@ -4002,7 +4016,6 @@
                 <w:color w:val="auto"/>
                 <w:spacing w:val="0"/>
                 <w:position w:val="0"/>
-                <w:shd w:fill="auto" w:val="clear"/>
               </w:rPr>
             </w:pPr>
             <w:r>
@@ -4043,7 +4056,6 @@
                 <w:color w:val="auto"/>
                 <w:spacing w:val="0"/>
                 <w:position w:val="0"/>
-                <w:shd w:fill="auto" w:val="clear"/>
               </w:rPr>
             </w:pPr>
             <w:r>
@@ -4084,7 +4096,6 @@
                 <w:color w:val="auto"/>
                 <w:spacing w:val="0"/>
                 <w:position w:val="0"/>
-                <w:shd w:fill="auto" w:val="clear"/>
               </w:rPr>
             </w:pPr>
             <w:r>
@@ -4124,7 +4135,6 @@
               <w:rPr>
                 <w:spacing w:val="0"/>
                 <w:position w:val="0"/>
-                <w:shd w:fill="auto" w:val="clear"/>
               </w:rPr>
             </w:pPr>
             <w:r>
@@ -4190,7 +4200,6 @@
                 <w:color w:val="auto"/>
                 <w:spacing w:val="0"/>
                 <w:position w:val="0"/>
-                <w:shd w:fill="auto" w:val="clear"/>
               </w:rPr>
             </w:pPr>
             <w:r>
@@ -4237,7 +4246,6 @@
                 <w:color w:val="auto"/>
                 <w:spacing w:val="0"/>
                 <w:position w:val="0"/>
-                <w:shd w:fill="auto" w:val="clear"/>
               </w:rPr>
             </w:pPr>
             <w:r>
@@ -4278,7 +4286,6 @@
                 <w:color w:val="auto"/>
                 <w:spacing w:val="0"/>
                 <w:position w:val="0"/>
-                <w:shd w:fill="auto" w:val="clear"/>
               </w:rPr>
             </w:pPr>
             <w:r>
@@ -4319,7 +4326,6 @@
                 <w:color w:val="auto"/>
                 <w:spacing w:val="0"/>
                 <w:position w:val="0"/>
-                <w:shd w:fill="auto" w:val="clear"/>
               </w:rPr>
             </w:pPr>
             <w:r>
@@ -4360,7 +4366,6 @@
                 <w:color w:val="auto"/>
                 <w:spacing w:val="0"/>
                 <w:position w:val="0"/>
-                <w:shd w:fill="auto" w:val="clear"/>
               </w:rPr>
             </w:pPr>
             <w:r>
@@ -4401,7 +4406,6 @@
                 <w:color w:val="auto"/>
                 <w:spacing w:val="0"/>
                 <w:position w:val="0"/>
-                <w:shd w:fill="auto" w:val="clear"/>
               </w:rPr>
             </w:pPr>
             <w:r>
@@ -4442,7 +4446,6 @@
                 <w:color w:val="auto"/>
                 <w:spacing w:val="0"/>
                 <w:position w:val="0"/>
-                <w:shd w:fill="auto" w:val="clear"/>
               </w:rPr>
             </w:pPr>
             <w:r>
@@ -4483,7 +4486,6 @@
                 <w:color w:val="auto"/>
                 <w:spacing w:val="0"/>
                 <w:position w:val="0"/>
-                <w:shd w:fill="auto" w:val="clear"/>
               </w:rPr>
             </w:pPr>
             <w:r>
@@ -4530,7 +4532,6 @@
                 <w:color w:val="auto"/>
                 <w:spacing w:val="0"/>
                 <w:position w:val="0"/>
-                <w:shd w:fill="auto" w:val="clear"/>
               </w:rPr>
             </w:pPr>
             <w:r>
@@ -4571,7 +4572,6 @@
                 <w:color w:val="auto"/>
                 <w:spacing w:val="0"/>
                 <w:position w:val="0"/>
-                <w:shd w:fill="auto" w:val="clear"/>
               </w:rPr>
             </w:pPr>
             <w:r>
@@ -4612,7 +4612,6 @@
                 <w:color w:val="auto"/>
                 <w:spacing w:val="0"/>
                 <w:position w:val="0"/>
-                <w:shd w:fill="auto" w:val="clear"/>
               </w:rPr>
             </w:pPr>
             <w:r>
@@ -4653,7 +4652,6 @@
                 <w:color w:val="auto"/>
                 <w:spacing w:val="0"/>
                 <w:position w:val="0"/>
-                <w:shd w:fill="auto" w:val="clear"/>
               </w:rPr>
             </w:pPr>
             <w:r>
@@ -4694,7 +4692,6 @@
                 <w:color w:val="auto"/>
                 <w:spacing w:val="0"/>
                 <w:position w:val="0"/>
-                <w:shd w:fill="auto" w:val="clear"/>
               </w:rPr>
             </w:pPr>
             <w:r>
@@ -4734,7 +4731,6 @@
               <w:rPr>
                 <w:spacing w:val="0"/>
                 <w:position w:val="0"/>
-                <w:shd w:fill="auto" w:val="clear"/>
               </w:rPr>
             </w:pPr>
             <w:r>
@@ -4800,7 +4796,6 @@
                 <w:color w:val="auto"/>
                 <w:spacing w:val="0"/>
                 <w:position w:val="0"/>
-                <w:shd w:fill="auto" w:val="clear"/>
               </w:rPr>
             </w:pPr>
             <w:r>
@@ -4847,7 +4842,6 @@
                 <w:color w:val="auto"/>
                 <w:spacing w:val="0"/>
                 <w:position w:val="0"/>
-                <w:shd w:fill="auto" w:val="clear"/>
               </w:rPr>
             </w:pPr>
             <w:r>
@@ -4888,7 +4882,6 @@
                 <w:color w:val="auto"/>
                 <w:spacing w:val="0"/>
                 <w:position w:val="0"/>
-                <w:shd w:fill="auto" w:val="clear"/>
               </w:rPr>
             </w:pPr>
             <w:r>
@@ -4929,7 +4922,6 @@
                 <w:color w:val="auto"/>
                 <w:spacing w:val="0"/>
                 <w:position w:val="0"/>
-                <w:shd w:fill="auto" w:val="clear"/>
               </w:rPr>
             </w:pPr>
             <w:r>
@@ -4970,7 +4962,6 @@
                 <w:color w:val="auto"/>
                 <w:spacing w:val="0"/>
                 <w:position w:val="0"/>
-                <w:shd w:fill="auto" w:val="clear"/>
               </w:rPr>
             </w:pPr>
             <w:r>
@@ -5011,7 +5002,6 @@
                 <w:color w:val="auto"/>
                 <w:spacing w:val="0"/>
                 <w:position w:val="0"/>
-                <w:shd w:fill="auto" w:val="clear"/>
               </w:rPr>
             </w:pPr>
             <w:r>
@@ -5052,7 +5042,6 @@
                 <w:color w:val="auto"/>
                 <w:spacing w:val="0"/>
                 <w:position w:val="0"/>
-                <w:shd w:fill="auto" w:val="clear"/>
               </w:rPr>
             </w:pPr>
             <w:r>
@@ -5093,7 +5082,6 @@
                 <w:color w:val="auto"/>
                 <w:spacing w:val="0"/>
                 <w:position w:val="0"/>
-                <w:shd w:fill="auto" w:val="clear"/>
               </w:rPr>
             </w:pPr>
             <w:r>
@@ -5140,7 +5128,6 @@
                 <w:color w:val="auto"/>
                 <w:spacing w:val="0"/>
                 <w:position w:val="0"/>
-                <w:shd w:fill="auto" w:val="clear"/>
               </w:rPr>
             </w:pPr>
             <w:r>
@@ -5181,7 +5168,6 @@
                 <w:color w:val="auto"/>
                 <w:spacing w:val="0"/>
                 <w:position w:val="0"/>
-                <w:shd w:fill="auto" w:val="clear"/>
               </w:rPr>
             </w:pPr>
             <w:r>
@@ -5222,7 +5208,6 @@
                 <w:color w:val="auto"/>
                 <w:spacing w:val="0"/>
                 <w:position w:val="0"/>
-                <w:shd w:fill="auto" w:val="clear"/>
               </w:rPr>
             </w:pPr>
             <w:r>
@@ -5263,7 +5248,6 @@
                 <w:color w:val="auto"/>
                 <w:spacing w:val="0"/>
                 <w:position w:val="0"/>
-                <w:shd w:fill="auto" w:val="clear"/>
               </w:rPr>
             </w:pPr>
             <w:r>
@@ -5304,7 +5288,6 @@
                 <w:color w:val="auto"/>
                 <w:spacing w:val="0"/>
                 <w:position w:val="0"/>
-                <w:shd w:fill="auto" w:val="clear"/>
               </w:rPr>
             </w:pPr>
             <w:r>
@@ -5345,7 +5328,6 @@
                 <w:color w:val="auto"/>
                 <w:spacing w:val="0"/>
                 <w:position w:val="0"/>
-                <w:shd w:fill="auto" w:val="clear"/>
               </w:rPr>
             </w:pPr>
             <w:r>
@@ -5386,7 +5368,6 @@
                 <w:color w:val="auto"/>
                 <w:spacing w:val="0"/>
                 <w:position w:val="0"/>
-                <w:shd w:fill="auto" w:val="clear"/>
               </w:rPr>
             </w:pPr>
             <w:r>
@@ -5532,14 +5513,25 @@
       </w:r>
       <w:r>
         <w:rPr>
-          <w:rFonts w:ascii="Aptos" w:hAnsi="Aptos" w:cs="Aptos" w:eastAsia="Aptos"/>
+          <w:rFonts w:ascii="Calibri" w:hAnsi="Calibri" w:cs="Calibri" w:eastAsia="Calibri"/>
           <w:color w:val="595959"/>
           <w:spacing w:val="0"/>
           <w:position w:val="0"/>
           <w:sz w:val="28"/>
           <w:shd w:fill="auto" w:val="clear"/>
         </w:rPr>
-        <w:t xml:space="preserve">Análise rápida (isso vale ouro no TCC)</w:t>
+        <w:t xml:space="preserve">An</w:t>
+      </w:r>
+      <w:r>
+        <w:rPr>
+          <w:rFonts w:ascii="Aptos" w:hAnsi="Aptos" w:cs="Aptos" w:eastAsia="Aptos"/>
+          <w:color w:val="595959"/>
+          <w:spacing w:val="0"/>
+          <w:position w:val="0"/>
+          <w:sz w:val="28"/>
+          <w:shd w:fill="auto" w:val="clear"/>
+        </w:rPr>
+        <w:t xml:space="preserve">álise rápida (isso vale ouro no TCC)</w:t>
       </w:r>
     </w:p>
     <w:p>
@@ -5618,14 +5610,25 @@
       </w:r>
       <w:r>
         <w:rPr>
-          <w:rFonts w:ascii="Aptos" w:hAnsi="Aptos" w:cs="Aptos" w:eastAsia="Aptos"/>
-          <w:color w:val="auto"/>
-          <w:spacing w:val="0"/>
-          <w:position w:val="0"/>
-          <w:sz w:val="24"/>
-          <w:shd w:fill="auto" w:val="clear"/>
-        </w:rPr>
-        <w:t xml:space="preserve">bSafe (tem vídeo, áudio e SOS) </w:t>
+          <w:rFonts w:ascii="Calibri" w:hAnsi="Calibri" w:cs="Calibri" w:eastAsia="Calibri"/>
+          <w:color w:val="auto"/>
+          <w:spacing w:val="0"/>
+          <w:position w:val="0"/>
+          <w:sz w:val="24"/>
+          <w:shd w:fill="auto" w:val="clear"/>
+        </w:rPr>
+        <w:t xml:space="preserve">bSafe (tem v</w:t>
+      </w:r>
+      <w:r>
+        <w:rPr>
+          <w:rFonts w:ascii="Aptos" w:hAnsi="Aptos" w:cs="Aptos" w:eastAsia="Aptos"/>
+          <w:color w:val="auto"/>
+          <w:spacing w:val="0"/>
+          <w:position w:val="0"/>
+          <w:sz w:val="24"/>
+          <w:shd w:fill="auto" w:val="clear"/>
+        </w:rPr>
+        <w:t xml:space="preserve">ídeo, áudio e SOS) </w:t>
       </w:r>
     </w:p>
     <w:p>
@@ -5704,14 +5707,25 @@
       </w:r>
       <w:r>
         <w:rPr>
-          <w:rFonts w:ascii="Aptos" w:hAnsi="Aptos" w:cs="Aptos" w:eastAsia="Aptos"/>
-          <w:color w:val="auto"/>
-          <w:spacing w:val="0"/>
-          <w:position w:val="0"/>
-          <w:sz w:val="24"/>
-          <w:shd w:fill="auto" w:val="clear"/>
-        </w:rPr>
-        <w:t xml:space="preserve">Noonlight (não precisa nem apertar botão em emergência) </w:t>
+          <w:rFonts w:ascii="Calibri" w:hAnsi="Calibri" w:cs="Calibri" w:eastAsia="Calibri"/>
+          <w:color w:val="auto"/>
+          <w:spacing w:val="0"/>
+          <w:position w:val="0"/>
+          <w:sz w:val="24"/>
+          <w:shd w:fill="auto" w:val="clear"/>
+        </w:rPr>
+        <w:t xml:space="preserve">Noonlight (n</w:t>
+      </w:r>
+      <w:r>
+        <w:rPr>
+          <w:rFonts w:ascii="Aptos" w:hAnsi="Aptos" w:cs="Aptos" w:eastAsia="Aptos"/>
+          <w:color w:val="auto"/>
+          <w:spacing w:val="0"/>
+          <w:position w:val="0"/>
+          <w:sz w:val="24"/>
+          <w:shd w:fill="auto" w:val="clear"/>
+        </w:rPr>
+        <w:t xml:space="preserve">ão precisa nem apertar botão em emergência) </w:t>
       </w:r>
     </w:p>
     <w:p>
@@ -5724,7 +5738,7 @@
         <w:ind w:right="0" w:left="720" w:hanging="360"/>
         <w:jc w:val="left"/>
         <w:rPr>
-          <w:rFonts w:ascii="Aptos" w:hAnsi="Aptos" w:cs="Aptos" w:eastAsia="Aptos"/>
+          <w:rFonts w:ascii="Calibri" w:hAnsi="Calibri" w:cs="Calibri" w:eastAsia="Calibri"/>
           <w:color w:val="auto"/>
           <w:spacing w:val="0"/>
           <w:position w:val="0"/>
@@ -5790,7 +5804,7 @@
       </w:r>
       <w:r>
         <w:rPr>
-          <w:rFonts w:ascii="Aptos" w:hAnsi="Aptos" w:cs="Aptos" w:eastAsia="Aptos"/>
+          <w:rFonts w:ascii="Calibri" w:hAnsi="Calibri" w:cs="Calibri" w:eastAsia="Calibri"/>
           <w:color w:val="auto"/>
           <w:spacing w:val="0"/>
           <w:position w:val="0"/>
@@ -5810,7 +5824,7 @@
         <w:ind w:right="0" w:left="720" w:hanging="360"/>
         <w:jc w:val="left"/>
         <w:rPr>
-          <w:rFonts w:ascii="Aptos" w:hAnsi="Aptos" w:cs="Aptos" w:eastAsia="Aptos"/>
+          <w:rFonts w:ascii="Calibri" w:hAnsi="Calibri" w:cs="Calibri" w:eastAsia="Calibri"/>
           <w:color w:val="auto"/>
           <w:spacing w:val="0"/>
           <w:position w:val="0"/>
@@ -5876,7 +5890,7 @@
       </w:r>
       <w:r>
         <w:rPr>
-          <w:rFonts w:ascii="Aptos" w:hAnsi="Aptos" w:cs="Aptos" w:eastAsia="Aptos"/>
+          <w:rFonts w:ascii="Calibri" w:hAnsi="Calibri" w:cs="Calibri" w:eastAsia="Calibri"/>
           <w:color w:val="auto"/>
           <w:spacing w:val="0"/>
           <w:position w:val="0"/>
@@ -5887,7 +5901,7 @@
       </w:r>
       <w:r>
         <w:rPr>
-          <w:rFonts w:ascii="Aptos" w:hAnsi="Aptos" w:cs="Aptos" w:eastAsia="Aptos"/>
+          <w:rFonts w:ascii="Calibri" w:hAnsi="Calibri" w:cs="Calibri" w:eastAsia="Calibri"/>
           <w:color w:val="auto"/>
           <w:spacing w:val="0"/>
           <w:position w:val="0"/>
@@ -5950,14 +5964,25 @@
       </w:r>
       <w:r>
         <w:rPr>
-          <w:rFonts w:ascii="Aptos" w:hAnsi="Aptos" w:cs="Aptos" w:eastAsia="Aptos"/>
+          <w:rFonts w:ascii="Calibri" w:hAnsi="Calibri" w:cs="Calibri" w:eastAsia="Calibri"/>
           <w:color w:val="595959"/>
           <w:spacing w:val="0"/>
           <w:position w:val="0"/>
           <w:sz w:val="28"/>
           <w:shd w:fill="auto" w:val="clear"/>
         </w:rPr>
-        <w:t xml:space="preserve">Insight importante (pra você usar no projeto)</w:t>
+        <w:t xml:space="preserve">Insight importante (pra voc</w:t>
+      </w:r>
+      <w:r>
+        <w:rPr>
+          <w:rFonts w:ascii="Aptos" w:hAnsi="Aptos" w:cs="Aptos" w:eastAsia="Aptos"/>
+          <w:color w:val="595959"/>
+          <w:spacing w:val="0"/>
+          <w:position w:val="0"/>
+          <w:sz w:val="28"/>
+          <w:shd w:fill="auto" w:val="clear"/>
+        </w:rPr>
+        <w:t xml:space="preserve">ê usar no projeto)</w:t>
       </w:r>
     </w:p>
     <w:p>
@@ -6077,14 +6102,25 @@
       </w:r>
       <w:r>
         <w:rPr>
-          <w:rFonts w:ascii="Aptos" w:hAnsi="Aptos" w:cs="Aptos" w:eastAsia="Aptos"/>
-          <w:color w:val="auto"/>
-          <w:spacing w:val="0"/>
-          <w:position w:val="0"/>
-          <w:sz w:val="24"/>
-          <w:shd w:fill="auto" w:val="clear"/>
-        </w:rPr>
-        <w:t xml:space="preserve">Isso é exatamente a oportunidade do seu TCC.</w:t>
+          <w:rFonts w:ascii="Calibri" w:hAnsi="Calibri" w:cs="Calibri" w:eastAsia="Calibri"/>
+          <w:color w:val="auto"/>
+          <w:spacing w:val="0"/>
+          <w:position w:val="0"/>
+          <w:sz w:val="24"/>
+          <w:shd w:fill="auto" w:val="clear"/>
+        </w:rPr>
+        <w:t xml:space="preserve">Isso </w:t>
+      </w:r>
+      <w:r>
+        <w:rPr>
+          <w:rFonts w:ascii="Aptos" w:hAnsi="Aptos" w:cs="Aptos" w:eastAsia="Aptos"/>
+          <w:color w:val="auto"/>
+          <w:spacing w:val="0"/>
+          <w:position w:val="0"/>
+          <w:sz w:val="24"/>
+          <w:shd w:fill="auto" w:val="clear"/>
+        </w:rPr>
+        <w:t xml:space="preserve">é exatamente a oportunidade do seu TCC.</w:t>
       </w:r>
     </w:p>
     <w:p>
@@ -6094,13 +6130,26 @@
         <w:jc w:val="left"/>
         <w:rPr>
           <w:rFonts w:ascii="Aptos" w:hAnsi="Aptos" w:cs="Aptos" w:eastAsia="Aptos"/>
-          <w:color w:val="auto"/>
-          <w:spacing w:val="0"/>
-          <w:position w:val="0"/>
-          <w:sz w:val="24"/>
-          <w:shd w:fill="auto" w:val="clear"/>
-        </w:rPr>
-      </w:pPr>
+          <w:b/>
+          <w:color w:val="auto"/>
+          <w:spacing w:val="0"/>
+          <w:position w:val="0"/>
+          <w:sz w:val="32"/>
+          <w:shd w:fill="auto" w:val="clear"/>
+        </w:rPr>
+      </w:pPr>
+      <w:r>
+        <w:rPr>
+          <w:rFonts w:ascii="Aptos" w:hAnsi="Aptos" w:cs="Aptos" w:eastAsia="Aptos"/>
+          <w:b/>
+          <w:color w:val="auto"/>
+          <w:spacing w:val="0"/>
+          <w:position w:val="0"/>
+          <w:sz w:val="40"/>
+          <w:shd w:fill="auto" w:val="clear"/>
+        </w:rPr>
+        <w:t xml:space="preserve">Sobre o Produto?</w:t>
+      </w:r>
     </w:p>
     <w:p>
       <w:pPr>
@@ -6119,10 +6168,11 @@
       <w:r>
         <w:rPr>
           <w:rFonts w:ascii="Aptos" w:hAnsi="Aptos" w:cs="Aptos" w:eastAsia="Aptos"/>
-          <w:color w:val="auto"/>
-          <w:spacing w:val="0"/>
-          <w:position w:val="0"/>
-          <w:sz w:val="24"/>
+          <w:b/>
+          <w:color w:val="auto"/>
+          <w:spacing w:val="0"/>
+          <w:position w:val="0"/>
+          <w:sz w:val="32"/>
           <w:shd w:fill="auto" w:val="clear"/>
         </w:rPr>
         <w:t xml:space="preserve">Life</w:t>
@@ -6130,6 +6180,92 @@
       <w:r>
         <w:rPr>
           <w:rFonts w:ascii="Aptos" w:hAnsi="Aptos" w:cs="Aptos" w:eastAsia="Aptos"/>
+          <w:b/>
+          <w:color w:val="auto"/>
+          <w:spacing w:val="0"/>
+          <w:position w:val="0"/>
+          <w:sz w:val="32"/>
+          <w:shd w:fill="auto" w:val="clear"/>
+        </w:rPr>
+        <w:t xml:space="preserve">360</w:t>
+      </w:r>
+    </w:p>
+    <w:p>
+      <w:pPr>
+        <w:spacing w:before="240" w:after="240" w:line="279"/>
+        <w:ind w:right="0" w:left="0" w:firstLine="0"/>
+        <w:jc w:val="left"/>
+        <w:rPr>
+          <w:rFonts w:ascii="Aptos" w:hAnsi="Aptos" w:cs="Aptos" w:eastAsia="Aptos"/>
+          <w:color w:val="auto"/>
+          <w:spacing w:val="0"/>
+          <w:position w:val="0"/>
+          <w:sz w:val="24"/>
+          <w:shd w:fill="auto" w:val="clear"/>
+        </w:rPr>
+      </w:pPr>
+      <w:r>
+        <w:rPr>
+          <w:rFonts w:ascii="Aptos" w:hAnsi="Aptos" w:cs="Aptos" w:eastAsia="Aptos"/>
+          <w:color w:val="auto"/>
+          <w:spacing w:val="0"/>
+          <w:position w:val="0"/>
+          <w:sz w:val="24"/>
+          <w:shd w:fill="auto" w:val="clear"/>
+        </w:rPr>
+        <w:t xml:space="preserve">Como ver a localização de uma pessoa no Life</w:t>
+      </w:r>
+      <w:r>
+        <w:rPr>
+          <w:rFonts w:ascii="Aptos" w:hAnsi="Aptos" w:cs="Aptos" w:eastAsia="Aptos"/>
+          <w:color w:val="auto"/>
+          <w:spacing w:val="0"/>
+          <w:position w:val="0"/>
+          <w:sz w:val="24"/>
+          <w:shd w:fill="auto" w:val="clear"/>
+        </w:rPr>
+        <w:t xml:space="preserve">360</w:t>
+      </w:r>
+      <w:r>
+        <w:rPr>
+          <w:rFonts w:ascii="Aptos" w:hAnsi="Aptos" w:cs="Aptos" w:eastAsia="Aptos"/>
+          <w:color w:val="auto"/>
+          <w:spacing w:val="0"/>
+          <w:position w:val="0"/>
+          <w:sz w:val="24"/>
+          <w:shd w:fill="auto" w:val="clear"/>
+        </w:rPr>
+        <w:t xml:space="preserve">?</w:t>
+      </w:r>
+    </w:p>
+    <w:p>
+      <w:pPr>
+        <w:spacing w:before="240" w:after="240" w:line="279"/>
+        <w:ind w:right="0" w:left="0" w:firstLine="0"/>
+        <w:jc w:val="left"/>
+        <w:rPr>
+          <w:rFonts w:ascii="Aptos" w:hAnsi="Aptos" w:cs="Aptos" w:eastAsia="Aptos"/>
+          <w:color w:val="auto"/>
+          <w:spacing w:val="0"/>
+          <w:position w:val="0"/>
+          <w:sz w:val="24"/>
+          <w:shd w:fill="auto" w:val="clear"/>
+        </w:rPr>
+      </w:pPr>
+      <w:r>
+        <w:rPr>
+          <w:rFonts w:ascii="Aptos" w:hAnsi="Aptos" w:cs="Aptos" w:eastAsia="Aptos"/>
+          <w:color w:val="auto"/>
+          <w:spacing w:val="0"/>
+          <w:position w:val="0"/>
+          <w:sz w:val="24"/>
+          <w:shd w:fill="auto" w:val="clear"/>
+        </w:rPr>
+        <w:t xml:space="preserve">Para ver a localização de uma pessoa no Life</w:t>
+      </w:r>
+      <w:r>
+        <w:rPr>
+          <w:rFonts w:ascii="Aptos" w:hAnsi="Aptos" w:cs="Aptos" w:eastAsia="Aptos"/>
           <w:color w:val="auto"/>
           <w:spacing w:val="0"/>
           <w:position w:val="0"/>
@@ -6147,6 +6283,1580 @@
           <w:sz w:val="24"/>
           <w:shd w:fill="auto" w:val="clear"/>
         </w:rPr>
+        <w:t xml:space="preserve">os indivíduos precisam estar conectados ao mesmo "Círculo" (grupo). Nessas condições, o usuário pode procurar pelo Pin do usuário no mapa exibido na tela inicial do app. O Pin mostra a localização da pessoa. Ao tocar sobre ele, o usuário consegue ver o nome da rua, horário de chegada ao local e visualizar um resumo do percurso da pessoa monitorada.</w:t>
+      </w:r>
+    </w:p>
+    <w:p>
+      <w:pPr>
+        <w:spacing w:before="240" w:after="240" w:line="279"/>
+        <w:ind w:right="0" w:left="0" w:firstLine="0"/>
+        <w:jc w:val="left"/>
+        <w:rPr>
+          <w:rFonts w:ascii="Aptos" w:hAnsi="Aptos" w:cs="Aptos" w:eastAsia="Aptos"/>
+          <w:color w:val="auto"/>
+          <w:spacing w:val="0"/>
+          <w:position w:val="0"/>
+          <w:sz w:val="24"/>
+          <w:shd w:fill="auto" w:val="clear"/>
+        </w:rPr>
+      </w:pPr>
+    </w:p>
+    <w:p>
+      <w:pPr>
+        <w:spacing w:before="240" w:after="240" w:line="279"/>
+        <w:ind w:right="0" w:left="0" w:firstLine="0"/>
+        <w:jc w:val="left"/>
+        <w:rPr>
+          <w:rFonts w:ascii="Aptos" w:hAnsi="Aptos" w:cs="Aptos" w:eastAsia="Aptos"/>
+          <w:color w:val="auto"/>
+          <w:spacing w:val="0"/>
+          <w:position w:val="0"/>
+          <w:sz w:val="24"/>
+          <w:shd w:fill="auto" w:val="clear"/>
+        </w:rPr>
+      </w:pPr>
+      <w:r>
+        <w:rPr>
+          <w:rFonts w:ascii="Aptos" w:hAnsi="Aptos" w:cs="Aptos" w:eastAsia="Aptos"/>
+          <w:color w:val="auto"/>
+          <w:spacing w:val="0"/>
+          <w:position w:val="0"/>
+          <w:sz w:val="24"/>
+          <w:shd w:fill="auto" w:val="clear"/>
+        </w:rPr>
+        <w:t xml:space="preserve">Outra forma de ver a localização de uma pessoa no Life</w:t>
+      </w:r>
+      <w:r>
+        <w:rPr>
+          <w:rFonts w:ascii="Aptos" w:hAnsi="Aptos" w:cs="Aptos" w:eastAsia="Aptos"/>
+          <w:color w:val="auto"/>
+          <w:spacing w:val="0"/>
+          <w:position w:val="0"/>
+          <w:sz w:val="24"/>
+          <w:shd w:fill="auto" w:val="clear"/>
+        </w:rPr>
+        <w:t xml:space="preserve">360 </w:t>
+      </w:r>
+      <w:r>
+        <w:rPr>
+          <w:rFonts w:ascii="Aptos" w:hAnsi="Aptos" w:cs="Aptos" w:eastAsia="Aptos"/>
+          <w:color w:val="auto"/>
+          <w:spacing w:val="0"/>
+          <w:position w:val="0"/>
+          <w:sz w:val="24"/>
+          <w:shd w:fill="auto" w:val="clear"/>
+        </w:rPr>
+        <w:t xml:space="preserve">é por meio das notificações, que alertam ao usuário quando os indivíduos do grupo chegam ou saem de casa, do trabalho ou da escola.</w:t>
+      </w:r>
+    </w:p>
+    <w:p>
+      <w:pPr>
+        <w:spacing w:before="240" w:after="240" w:line="279"/>
+        <w:ind w:right="0" w:left="0" w:firstLine="0"/>
+        <w:jc w:val="left"/>
+        <w:rPr>
+          <w:rFonts w:ascii="Aptos" w:hAnsi="Aptos" w:cs="Aptos" w:eastAsia="Aptos"/>
+          <w:color w:val="auto"/>
+          <w:spacing w:val="0"/>
+          <w:position w:val="0"/>
+          <w:sz w:val="24"/>
+          <w:shd w:fill="auto" w:val="clear"/>
+        </w:rPr>
+      </w:pPr>
+      <w:r>
+        <w:rPr>
+          <w:rFonts w:ascii="Aptos" w:hAnsi="Aptos" w:cs="Aptos" w:eastAsia="Aptos"/>
+          <w:b/>
+          <w:color w:val="auto"/>
+          <w:spacing w:val="0"/>
+          <w:position w:val="0"/>
+          <w:sz w:val="36"/>
+          <w:shd w:fill="auto" w:val="clear"/>
+        </w:rPr>
+        <w:t xml:space="preserve">bSafe </w:t>
+      </w:r>
+    </w:p>
+    <w:p>
+      <w:pPr>
+        <w:spacing w:before="240" w:after="240" w:line="279"/>
+        <w:ind w:right="0" w:left="0" w:firstLine="0"/>
+        <w:jc w:val="left"/>
+        <w:rPr>
+          <w:rFonts w:ascii="Calibri" w:hAnsi="Calibri" w:cs="Calibri" w:eastAsia="Calibri"/>
+          <w:color w:val="auto"/>
+          <w:spacing w:val="0"/>
+          <w:position w:val="0"/>
+          <w:sz w:val="24"/>
+          <w:shd w:fill="auto" w:val="clear"/>
+        </w:rPr>
+      </w:pPr>
+      <w:r>
+        <w:rPr>
+          <w:rFonts w:ascii="Aptos" w:hAnsi="Aptos" w:cs="Aptos" w:eastAsia="Aptos"/>
+          <w:color w:val="auto"/>
+          <w:spacing w:val="0"/>
+          <w:position w:val="0"/>
+          <w:sz w:val="24"/>
+          <w:shd w:fill="auto" w:val="clear"/>
+        </w:rPr>
+        <w:t xml:space="preserve">bSafe </w:t>
+      </w:r>
+      <w:r>
+        <w:rPr>
+          <w:rFonts w:ascii="Arial" w:hAnsi="Arial" w:cs="Arial" w:eastAsia="Arial"/>
+          <w:color w:val="auto"/>
+          <w:spacing w:val="0"/>
+          <w:position w:val="0"/>
+          <w:sz w:val="24"/>
+          <w:shd w:fill="auto" w:val="clear"/>
+        </w:rPr>
+        <w:t xml:space="preserve">–</w:t>
+      </w:r>
+      <w:r>
+        <w:rPr>
+          <w:rFonts w:ascii="Calibri" w:hAnsi="Calibri" w:cs="Calibri" w:eastAsia="Calibri"/>
+          <w:color w:val="auto"/>
+          <w:spacing w:val="0"/>
+          <w:position w:val="0"/>
+          <w:sz w:val="24"/>
+          <w:shd w:fill="auto" w:val="clear"/>
+        </w:rPr>
+        <w:t xml:space="preserve"> </w:t>
+      </w:r>
+      <w:r>
+        <w:rPr>
+          <w:rFonts w:ascii="Calibri" w:hAnsi="Calibri" w:cs="Calibri" w:eastAsia="Calibri"/>
+          <w:color w:val="auto"/>
+          <w:spacing w:val="0"/>
+          <w:position w:val="0"/>
+          <w:sz w:val="24"/>
+          <w:shd w:fill="auto" w:val="clear"/>
+        </w:rPr>
+        <w:t xml:space="preserve">ferramentas para manter seus amigos a salvo</w:t>
+      </w:r>
+    </w:p>
+    <w:p>
+      <w:pPr>
+        <w:spacing w:before="240" w:after="240" w:line="279"/>
+        <w:ind w:right="0" w:left="0" w:firstLine="0"/>
+        <w:jc w:val="left"/>
+        <w:rPr>
+          <w:rFonts w:ascii="Calibri" w:hAnsi="Calibri" w:cs="Calibri" w:eastAsia="Calibri"/>
+          <w:color w:val="auto"/>
+          <w:spacing w:val="0"/>
+          <w:position w:val="0"/>
+          <w:sz w:val="24"/>
+          <w:shd w:fill="auto" w:val="clear"/>
+        </w:rPr>
+      </w:pPr>
+      <w:r>
+        <w:rPr>
+          <w:rFonts w:ascii="Calibri" w:hAnsi="Calibri" w:cs="Calibri" w:eastAsia="Calibri"/>
+          <w:color w:val="auto"/>
+          <w:spacing w:val="0"/>
+          <w:position w:val="0"/>
+          <w:sz w:val="24"/>
+          <w:shd w:fill="auto" w:val="clear"/>
+        </w:rPr>
+        <w:t xml:space="preserve">O bSafe é um app com versões gratuita e paga para Android e iOS, projetado para oferecer segurança para famílias ou grupos de pessoas. Com ele, você adiciona aqueles com quem poderia contar num momento de perigo e a partir disso poderá configurar zona de segurança, tendo sua rede alertada quando sair dela, compartilhamento de locais e outras ferramentas úteis em situações de risco.</w:t>
+      </w:r>
+    </w:p>
+    <w:p>
+      <w:pPr>
+        <w:spacing w:before="240" w:after="240" w:line="279"/>
+        <w:ind w:right="0" w:left="0" w:firstLine="0"/>
+        <w:jc w:val="left"/>
+        <w:rPr>
+          <w:rFonts w:ascii="Calibri" w:hAnsi="Calibri" w:cs="Calibri" w:eastAsia="Calibri"/>
+          <w:color w:val="auto"/>
+          <w:spacing w:val="0"/>
+          <w:position w:val="0"/>
+          <w:sz w:val="24"/>
+          <w:shd w:fill="auto" w:val="clear"/>
+        </w:rPr>
+      </w:pPr>
+      <w:r>
+        <w:rPr>
+          <w:rFonts w:ascii="Calibri" w:hAnsi="Calibri" w:cs="Calibri" w:eastAsia="Calibri"/>
+          <w:color w:val="auto"/>
+          <w:spacing w:val="0"/>
+          <w:position w:val="0"/>
+          <w:sz w:val="24"/>
+          <w:shd w:fill="auto" w:val="clear"/>
+        </w:rPr>
+        <w:t xml:space="preserve">Prós</w:t>
+      </w:r>
+    </w:p>
+    <w:p>
+      <w:pPr>
+        <w:spacing w:before="240" w:after="240" w:line="279"/>
+        <w:ind w:right="0" w:left="0" w:firstLine="0"/>
+        <w:jc w:val="left"/>
+        <w:rPr>
+          <w:rFonts w:ascii="Calibri" w:hAnsi="Calibri" w:cs="Calibri" w:eastAsia="Calibri"/>
+          <w:color w:val="auto"/>
+          <w:spacing w:val="0"/>
+          <w:position w:val="0"/>
+          <w:sz w:val="24"/>
+          <w:shd w:fill="auto" w:val="clear"/>
+        </w:rPr>
+      </w:pPr>
+      <w:r>
+        <w:rPr>
+          <w:rFonts w:ascii="Calibri" w:hAnsi="Calibri" w:cs="Calibri" w:eastAsia="Calibri"/>
+          <w:color w:val="auto"/>
+          <w:spacing w:val="0"/>
+          <w:position w:val="0"/>
+          <w:sz w:val="24"/>
+          <w:shd w:fill="auto" w:val="clear"/>
+        </w:rPr>
+        <w:t xml:space="preserve">Ferramentas de segurança para grupos</w:t>
+      </w:r>
+    </w:p>
+    <w:p>
+      <w:pPr>
+        <w:spacing w:before="240" w:after="240" w:line="279"/>
+        <w:ind w:right="0" w:left="0" w:firstLine="0"/>
+        <w:jc w:val="left"/>
+        <w:rPr>
+          <w:rFonts w:ascii="Calibri" w:hAnsi="Calibri" w:cs="Calibri" w:eastAsia="Calibri"/>
+          <w:color w:val="auto"/>
+          <w:spacing w:val="0"/>
+          <w:position w:val="0"/>
+          <w:sz w:val="24"/>
+          <w:shd w:fill="auto" w:val="clear"/>
+        </w:rPr>
+      </w:pPr>
+      <w:r>
+        <w:rPr>
+          <w:rFonts w:ascii="Calibri" w:hAnsi="Calibri" w:cs="Calibri" w:eastAsia="Calibri"/>
+          <w:color w:val="auto"/>
+          <w:spacing w:val="0"/>
+          <w:position w:val="0"/>
+          <w:sz w:val="24"/>
+          <w:shd w:fill="auto" w:val="clear"/>
+        </w:rPr>
+        <w:t xml:space="preserve">Compartilhar locais</w:t>
+      </w:r>
+    </w:p>
+    <w:p>
+      <w:pPr>
+        <w:spacing w:before="240" w:after="240" w:line="279"/>
+        <w:ind w:right="0" w:left="0" w:firstLine="0"/>
+        <w:jc w:val="left"/>
+        <w:rPr>
+          <w:rFonts w:ascii="Calibri" w:hAnsi="Calibri" w:cs="Calibri" w:eastAsia="Calibri"/>
+          <w:color w:val="auto"/>
+          <w:spacing w:val="0"/>
+          <w:position w:val="0"/>
+          <w:sz w:val="24"/>
+          <w:shd w:fill="auto" w:val="clear"/>
+        </w:rPr>
+      </w:pPr>
+      <w:r>
+        <w:rPr>
+          <w:rFonts w:ascii="Calibri" w:hAnsi="Calibri" w:cs="Calibri" w:eastAsia="Calibri"/>
+          <w:color w:val="auto"/>
+          <w:spacing w:val="0"/>
+          <w:position w:val="0"/>
+          <w:sz w:val="24"/>
+          <w:shd w:fill="auto" w:val="clear"/>
+        </w:rPr>
+        <w:t xml:space="preserve">Fake Call, para fazer o telefone tocar quando você quiser</w:t>
+      </w:r>
+    </w:p>
+    <w:p>
+      <w:pPr>
+        <w:spacing w:before="240" w:after="240" w:line="279"/>
+        <w:ind w:right="0" w:left="0" w:firstLine="0"/>
+        <w:jc w:val="left"/>
+        <w:rPr>
+          <w:rFonts w:ascii="Calibri" w:hAnsi="Calibri" w:cs="Calibri" w:eastAsia="Calibri"/>
+          <w:color w:val="auto"/>
+          <w:spacing w:val="0"/>
+          <w:position w:val="0"/>
+          <w:sz w:val="24"/>
+          <w:shd w:fill="auto" w:val="clear"/>
+        </w:rPr>
+      </w:pPr>
+      <w:r>
+        <w:rPr>
+          <w:rFonts w:ascii="Calibri" w:hAnsi="Calibri" w:cs="Calibri" w:eastAsia="Calibri"/>
+          <w:color w:val="auto"/>
+          <w:spacing w:val="0"/>
+          <w:position w:val="0"/>
+          <w:sz w:val="24"/>
+          <w:shd w:fill="auto" w:val="clear"/>
+        </w:rPr>
+        <w:t xml:space="preserve">Timer que dispara alerta, se não usar o dispositivo em determinado tempo</w:t>
+      </w:r>
+    </w:p>
+    <w:p>
+      <w:pPr>
+        <w:spacing w:before="240" w:after="240" w:line="279"/>
+        <w:ind w:right="0" w:left="0" w:firstLine="0"/>
+        <w:jc w:val="left"/>
+        <w:rPr>
+          <w:rFonts w:ascii="Calibri" w:hAnsi="Calibri" w:cs="Calibri" w:eastAsia="Calibri"/>
+          <w:color w:val="auto"/>
+          <w:spacing w:val="0"/>
+          <w:position w:val="0"/>
+          <w:sz w:val="24"/>
+          <w:shd w:fill="auto" w:val="clear"/>
+        </w:rPr>
+      </w:pPr>
+      <w:r>
+        <w:rPr>
+          <w:rFonts w:ascii="Calibri" w:hAnsi="Calibri" w:cs="Calibri" w:eastAsia="Calibri"/>
+          <w:color w:val="auto"/>
+          <w:spacing w:val="0"/>
+          <w:position w:val="0"/>
+          <w:sz w:val="24"/>
+          <w:shd w:fill="auto" w:val="clear"/>
+        </w:rPr>
+        <w:t xml:space="preserve">Contras</w:t>
+      </w:r>
+    </w:p>
+    <w:p>
+      <w:pPr>
+        <w:spacing w:before="240" w:after="240" w:line="279"/>
+        <w:ind w:right="0" w:left="0" w:firstLine="0"/>
+        <w:jc w:val="left"/>
+        <w:rPr>
+          <w:rFonts w:ascii="Aptos" w:hAnsi="Aptos" w:cs="Aptos" w:eastAsia="Aptos"/>
+          <w:color w:val="auto"/>
+          <w:spacing w:val="0"/>
+          <w:position w:val="0"/>
+          <w:sz w:val="24"/>
+          <w:shd w:fill="auto" w:val="clear"/>
+        </w:rPr>
+      </w:pPr>
+      <w:r>
+        <w:rPr>
+          <w:rFonts w:ascii="Calibri" w:hAnsi="Calibri" w:cs="Calibri" w:eastAsia="Calibri"/>
+          <w:color w:val="auto"/>
+          <w:spacing w:val="0"/>
+          <w:position w:val="0"/>
+          <w:sz w:val="24"/>
+          <w:shd w:fill="auto" w:val="clear"/>
+        </w:rPr>
+        <w:t xml:space="preserve">O acesso se dá através de sua conta do Facebook</w:t>
+      </w:r>
+    </w:p>
+    <w:p>
+      <w:pPr>
+        <w:spacing w:before="0" w:after="160" w:line="279"/>
+        <w:ind w:right="0" w:left="0" w:firstLine="0"/>
+        <w:jc w:val="left"/>
+        <w:rPr>
+          <w:rFonts w:ascii="Aptos" w:hAnsi="Aptos" w:cs="Aptos" w:eastAsia="Aptos"/>
+          <w:b/>
+          <w:color w:val="auto"/>
+          <w:spacing w:val="0"/>
+          <w:position w:val="0"/>
+          <w:sz w:val="24"/>
+          <w:shd w:fill="auto" w:val="clear"/>
+        </w:rPr>
+      </w:pPr>
+    </w:p>
+    <w:p>
+      <w:pPr>
+        <w:spacing w:before="0" w:after="160" w:line="279"/>
+        <w:ind w:right="0" w:left="0" w:firstLine="0"/>
+        <w:jc w:val="left"/>
+        <w:rPr>
+          <w:rFonts w:ascii="Aptos" w:hAnsi="Aptos" w:cs="Aptos" w:eastAsia="Aptos"/>
+          <w:b/>
+          <w:color w:val="auto"/>
+          <w:spacing w:val="0"/>
+          <w:position w:val="0"/>
+          <w:sz w:val="24"/>
+          <w:shd w:fill="auto" w:val="clear"/>
+        </w:rPr>
+      </w:pPr>
+      <w:r>
+        <w:rPr>
+          <w:rFonts w:ascii="Aptos" w:hAnsi="Aptos" w:cs="Aptos" w:eastAsia="Aptos"/>
+          <w:b/>
+          <w:color w:val="auto"/>
+          <w:spacing w:val="0"/>
+          <w:position w:val="0"/>
+          <w:sz w:val="28"/>
+          <w:shd w:fill="auto" w:val="clear"/>
+        </w:rPr>
+        <w:t xml:space="preserve">Noonlight</w:t>
+      </w:r>
+    </w:p>
+    <w:p>
+      <w:pPr>
+        <w:spacing w:before="0" w:after="160" w:line="279"/>
+        <w:ind w:right="0" w:left="0" w:firstLine="0"/>
+        <w:jc w:val="left"/>
+        <w:rPr>
+          <w:rFonts w:ascii="Aptos" w:hAnsi="Aptos" w:cs="Aptos" w:eastAsia="Aptos"/>
+          <w:color w:val="auto"/>
+          <w:spacing w:val="0"/>
+          <w:position w:val="0"/>
+          <w:sz w:val="24"/>
+          <w:shd w:fill="auto" w:val="clear"/>
+        </w:rPr>
+      </w:pPr>
+    </w:p>
+    <w:p>
+      <w:pPr>
+        <w:spacing w:before="0" w:after="160" w:line="279"/>
+        <w:ind w:right="0" w:left="0" w:firstLine="0"/>
+        <w:jc w:val="left"/>
+        <w:rPr>
+          <w:rFonts w:ascii="Aptos" w:hAnsi="Aptos" w:cs="Aptos" w:eastAsia="Aptos"/>
+          <w:color w:val="auto"/>
+          <w:spacing w:val="0"/>
+          <w:position w:val="0"/>
+          <w:sz w:val="24"/>
+          <w:shd w:fill="auto" w:val="clear"/>
+        </w:rPr>
+      </w:pPr>
+      <w:r>
+        <w:rPr>
+          <w:rFonts w:ascii="Aptos" w:hAnsi="Aptos" w:cs="Aptos" w:eastAsia="Aptos"/>
+          <w:color w:val="auto"/>
+          <w:spacing w:val="0"/>
+          <w:position w:val="0"/>
+          <w:sz w:val="24"/>
+          <w:shd w:fill="auto" w:val="clear"/>
+        </w:rPr>
+        <w:t xml:space="preserve">Noonlight é um aplicativo de segurança pessoal projetado para oferecer proteção </w:t>
+      </w:r>
+      <w:r>
+        <w:rPr>
+          <w:rFonts w:ascii="Aptos" w:hAnsi="Aptos" w:cs="Aptos" w:eastAsia="Aptos"/>
+          <w:color w:val="auto"/>
+          <w:spacing w:val="0"/>
+          <w:position w:val="0"/>
+          <w:sz w:val="24"/>
+          <w:shd w:fill="auto" w:val="clear"/>
+        </w:rPr>
+        <w:t xml:space="preserve">24</w:t>
+      </w:r>
+      <w:r>
+        <w:rPr>
+          <w:rFonts w:ascii="Aptos" w:hAnsi="Aptos" w:cs="Aptos" w:eastAsia="Aptos"/>
+          <w:color w:val="auto"/>
+          <w:spacing w:val="0"/>
+          <w:position w:val="0"/>
+          <w:sz w:val="24"/>
+          <w:shd w:fill="auto" w:val="clear"/>
+        </w:rPr>
+        <w:t xml:space="preserve">/</w:t>
+      </w:r>
+      <w:r>
+        <w:rPr>
+          <w:rFonts w:ascii="Aptos" w:hAnsi="Aptos" w:cs="Aptos" w:eastAsia="Aptos"/>
+          <w:color w:val="auto"/>
+          <w:spacing w:val="0"/>
+          <w:position w:val="0"/>
+          <w:sz w:val="24"/>
+          <w:shd w:fill="auto" w:val="clear"/>
+        </w:rPr>
+        <w:t xml:space="preserve">7</w:t>
+      </w:r>
+      <w:r>
+        <w:rPr>
+          <w:rFonts w:ascii="Aptos" w:hAnsi="Aptos" w:cs="Aptos" w:eastAsia="Aptos"/>
+          <w:color w:val="auto"/>
+          <w:spacing w:val="0"/>
+          <w:position w:val="0"/>
+          <w:sz w:val="24"/>
+          <w:shd w:fill="auto" w:val="clear"/>
+        </w:rPr>
+        <w:t xml:space="preserve">, especialmente útil em situações de emergência ou quando se sente em perigo.  Originalmente lançado como SafeTrek em </w:t>
+      </w:r>
+      <w:r>
+        <w:rPr>
+          <w:rFonts w:ascii="Aptos" w:hAnsi="Aptos" w:cs="Aptos" w:eastAsia="Aptos"/>
+          <w:color w:val="auto"/>
+          <w:spacing w:val="0"/>
+          <w:position w:val="0"/>
+          <w:sz w:val="24"/>
+          <w:shd w:fill="auto" w:val="clear"/>
+        </w:rPr>
+        <w:t xml:space="preserve">2013</w:t>
+      </w:r>
+      <w:r>
+        <w:rPr>
+          <w:rFonts w:ascii="Aptos" w:hAnsi="Aptos" w:cs="Aptos" w:eastAsia="Aptos"/>
+          <w:color w:val="auto"/>
+          <w:spacing w:val="0"/>
+          <w:position w:val="0"/>
+          <w:sz w:val="24"/>
+          <w:shd w:fill="auto" w:val="clear"/>
+        </w:rPr>
+        <w:t xml:space="preserve">, o app foi rebranded para Noonlight em </w:t>
+      </w:r>
+      <w:r>
+        <w:rPr>
+          <w:rFonts w:ascii="Aptos" w:hAnsi="Aptos" w:cs="Aptos" w:eastAsia="Aptos"/>
+          <w:color w:val="auto"/>
+          <w:spacing w:val="0"/>
+          <w:position w:val="0"/>
+          <w:sz w:val="24"/>
+          <w:shd w:fill="auto" w:val="clear"/>
+        </w:rPr>
+        <w:t xml:space="preserve">2018 </w:t>
+      </w:r>
+      <w:r>
+        <w:rPr>
+          <w:rFonts w:ascii="Aptos" w:hAnsi="Aptos" w:cs="Aptos" w:eastAsia="Aptos"/>
+          <w:color w:val="auto"/>
+          <w:spacing w:val="0"/>
+          <w:position w:val="0"/>
+          <w:sz w:val="24"/>
+          <w:shd w:fill="auto" w:val="clear"/>
+        </w:rPr>
+        <w:t xml:space="preserve">e é atualmente considerado um dos principais aplicativos de segurança nos EUA. </w:t>
+      </w:r>
+    </w:p>
+    <w:p>
+      <w:pPr>
+        <w:spacing w:before="0" w:after="160" w:line="279"/>
+        <w:ind w:right="0" w:left="0" w:firstLine="0"/>
+        <w:jc w:val="left"/>
+        <w:rPr>
+          <w:rFonts w:ascii="Aptos" w:hAnsi="Aptos" w:cs="Aptos" w:eastAsia="Aptos"/>
+          <w:color w:val="auto"/>
+          <w:spacing w:val="0"/>
+          <w:position w:val="0"/>
+          <w:sz w:val="24"/>
+          <w:shd w:fill="auto" w:val="clear"/>
+        </w:rPr>
+      </w:pPr>
+    </w:p>
+    <w:p>
+      <w:pPr>
+        <w:spacing w:before="0" w:after="160" w:line="279"/>
+        <w:ind w:right="0" w:left="0" w:firstLine="0"/>
+        <w:jc w:val="left"/>
+        <w:rPr>
+          <w:rFonts w:ascii="Aptos" w:hAnsi="Aptos" w:cs="Aptos" w:eastAsia="Aptos"/>
+          <w:color w:val="auto"/>
+          <w:spacing w:val="0"/>
+          <w:position w:val="0"/>
+          <w:sz w:val="24"/>
+          <w:shd w:fill="auto" w:val="clear"/>
+        </w:rPr>
+      </w:pPr>
+      <w:r>
+        <w:rPr>
+          <w:rFonts w:ascii="Aptos" w:hAnsi="Aptos" w:cs="Aptos" w:eastAsia="Aptos"/>
+          <w:color w:val="auto"/>
+          <w:spacing w:val="0"/>
+          <w:position w:val="0"/>
+          <w:sz w:val="24"/>
+          <w:shd w:fill="auto" w:val="clear"/>
+        </w:rPr>
+        <w:t xml:space="preserve">Funcionalidades Principais</w:t>
+      </w:r>
+    </w:p>
+    <w:p>
+      <w:pPr>
+        <w:spacing w:before="0" w:after="160" w:line="279"/>
+        <w:ind w:right="0" w:left="0" w:firstLine="0"/>
+        <w:jc w:val="left"/>
+        <w:rPr>
+          <w:rFonts w:ascii="Aptos" w:hAnsi="Aptos" w:cs="Aptos" w:eastAsia="Aptos"/>
+          <w:color w:val="auto"/>
+          <w:spacing w:val="0"/>
+          <w:position w:val="0"/>
+          <w:sz w:val="24"/>
+          <w:shd w:fill="auto" w:val="clear"/>
+        </w:rPr>
+      </w:pPr>
+      <w:r>
+        <w:rPr>
+          <w:rFonts w:ascii="Aptos" w:hAnsi="Aptos" w:cs="Aptos" w:eastAsia="Aptos"/>
+          <w:color w:val="auto"/>
+          <w:spacing w:val="0"/>
+          <w:position w:val="0"/>
+          <w:sz w:val="24"/>
+          <w:shd w:fill="auto" w:val="clear"/>
+        </w:rPr>
+        <w:t xml:space="preserve">Botão de Emergência Silencioso: Pressione e segure o botão no app. Se você não inserir um código PIN de </w:t>
+      </w:r>
+      <w:r>
+        <w:rPr>
+          <w:rFonts w:ascii="Aptos" w:hAnsi="Aptos" w:cs="Aptos" w:eastAsia="Aptos"/>
+          <w:color w:val="auto"/>
+          <w:spacing w:val="0"/>
+          <w:position w:val="0"/>
+          <w:sz w:val="24"/>
+          <w:shd w:fill="auto" w:val="clear"/>
+        </w:rPr>
+        <w:t xml:space="preserve">4 </w:t>
+      </w:r>
+      <w:r>
+        <w:rPr>
+          <w:rFonts w:ascii="Aptos" w:hAnsi="Aptos" w:cs="Aptos" w:eastAsia="Aptos"/>
+          <w:color w:val="auto"/>
+          <w:spacing w:val="0"/>
+          <w:position w:val="0"/>
+          <w:sz w:val="24"/>
+          <w:shd w:fill="auto" w:val="clear"/>
+        </w:rPr>
+        <w:t xml:space="preserve">dígitos dentro de </w:t>
+      </w:r>
+      <w:r>
+        <w:rPr>
+          <w:rFonts w:ascii="Aptos" w:hAnsi="Aptos" w:cs="Aptos" w:eastAsia="Aptos"/>
+          <w:color w:val="auto"/>
+          <w:spacing w:val="0"/>
+          <w:position w:val="0"/>
+          <w:sz w:val="24"/>
+          <w:shd w:fill="auto" w:val="clear"/>
+        </w:rPr>
+        <w:t xml:space="preserve">10 </w:t>
+      </w:r>
+      <w:r>
+        <w:rPr>
+          <w:rFonts w:ascii="Aptos" w:hAnsi="Aptos" w:cs="Aptos" w:eastAsia="Aptos"/>
+          <w:color w:val="auto"/>
+          <w:spacing w:val="0"/>
+          <w:position w:val="0"/>
+          <w:sz w:val="24"/>
+          <w:shd w:fill="auto" w:val="clear"/>
+        </w:rPr>
+        <w:t xml:space="preserve">segundos após soltar o botão, o app alerta os serviços de emergência com sua localização exata. </w:t>
+      </w:r>
+    </w:p>
+    <w:p>
+      <w:pPr>
+        <w:spacing w:before="0" w:after="160" w:line="279"/>
+        <w:ind w:right="0" w:left="0" w:firstLine="0"/>
+        <w:jc w:val="left"/>
+        <w:rPr>
+          <w:rFonts w:ascii="Aptos" w:hAnsi="Aptos" w:cs="Aptos" w:eastAsia="Aptos"/>
+          <w:color w:val="auto"/>
+          <w:spacing w:val="0"/>
+          <w:position w:val="0"/>
+          <w:sz w:val="24"/>
+          <w:shd w:fill="auto" w:val="clear"/>
+        </w:rPr>
+      </w:pPr>
+      <w:r>
+        <w:rPr>
+          <w:rFonts w:ascii="Aptos" w:hAnsi="Aptos" w:cs="Aptos" w:eastAsia="Aptos"/>
+          <w:color w:val="auto"/>
+          <w:spacing w:val="0"/>
+          <w:position w:val="0"/>
+          <w:sz w:val="24"/>
+          <w:shd w:fill="auto" w:val="clear"/>
+        </w:rPr>
+        <w:t xml:space="preserve">Monitoramento </w:t>
+      </w:r>
+      <w:r>
+        <w:rPr>
+          <w:rFonts w:ascii="Aptos" w:hAnsi="Aptos" w:cs="Aptos" w:eastAsia="Aptos"/>
+          <w:color w:val="auto"/>
+          <w:spacing w:val="0"/>
+          <w:position w:val="0"/>
+          <w:sz w:val="24"/>
+          <w:shd w:fill="auto" w:val="clear"/>
+        </w:rPr>
+        <w:t xml:space="preserve">24</w:t>
+      </w:r>
+      <w:r>
+        <w:rPr>
+          <w:rFonts w:ascii="Aptos" w:hAnsi="Aptos" w:cs="Aptos" w:eastAsia="Aptos"/>
+          <w:color w:val="auto"/>
+          <w:spacing w:val="0"/>
+          <w:position w:val="0"/>
+          <w:sz w:val="24"/>
+          <w:shd w:fill="auto" w:val="clear"/>
+        </w:rPr>
+        <w:t xml:space="preserve">/</w:t>
+      </w:r>
+      <w:r>
+        <w:rPr>
+          <w:rFonts w:ascii="Aptos" w:hAnsi="Aptos" w:cs="Aptos" w:eastAsia="Aptos"/>
+          <w:color w:val="auto"/>
+          <w:spacing w:val="0"/>
+          <w:position w:val="0"/>
+          <w:sz w:val="24"/>
+          <w:shd w:fill="auto" w:val="clear"/>
+        </w:rPr>
+        <w:t xml:space="preserve">7</w:t>
+      </w:r>
+      <w:r>
+        <w:rPr>
+          <w:rFonts w:ascii="Aptos" w:hAnsi="Aptos" w:cs="Aptos" w:eastAsia="Aptos"/>
+          <w:color w:val="auto"/>
+          <w:spacing w:val="0"/>
+          <w:position w:val="0"/>
+          <w:sz w:val="24"/>
+          <w:shd w:fill="auto" w:val="clear"/>
+        </w:rPr>
+        <w:t xml:space="preserve">: Um time de operadores de despacho entra em contato com você para confirmar a emergência antes de acionar a polícia, oferecendo uma camada extra de segurança contra falsos alarmes. </w:t>
+      </w:r>
+    </w:p>
+    <w:p>
+      <w:pPr>
+        <w:spacing w:before="0" w:after="160" w:line="279"/>
+        <w:ind w:right="0" w:left="0" w:firstLine="0"/>
+        <w:jc w:val="left"/>
+        <w:rPr>
+          <w:rFonts w:ascii="Aptos" w:hAnsi="Aptos" w:cs="Aptos" w:eastAsia="Aptos"/>
+          <w:color w:val="auto"/>
+          <w:spacing w:val="0"/>
+          <w:position w:val="0"/>
+          <w:sz w:val="24"/>
+          <w:shd w:fill="auto" w:val="clear"/>
+        </w:rPr>
+      </w:pPr>
+      <w:r>
+        <w:rPr>
+          <w:rFonts w:ascii="Aptos" w:hAnsi="Aptos" w:cs="Aptos" w:eastAsia="Aptos"/>
+          <w:color w:val="auto"/>
+          <w:spacing w:val="0"/>
+          <w:position w:val="0"/>
+          <w:sz w:val="24"/>
+          <w:shd w:fill="auto" w:val="clear"/>
+        </w:rPr>
+        <w:t xml:space="preserve">Rede de Segurança: Você pode adicionar amigos ou familiares como contatos de segurança. Eles podem verificar seu status, e se você não responder a um check-in, o app pode acionar ajuda. </w:t>
+      </w:r>
+    </w:p>
+    <w:p>
+      <w:pPr>
+        <w:spacing w:before="0" w:after="160" w:line="279"/>
+        <w:ind w:right="0" w:left="0" w:firstLine="0"/>
+        <w:jc w:val="left"/>
+        <w:rPr>
+          <w:rFonts w:ascii="Aptos" w:hAnsi="Aptos" w:cs="Aptos" w:eastAsia="Aptos"/>
+          <w:color w:val="auto"/>
+          <w:spacing w:val="0"/>
+          <w:position w:val="0"/>
+          <w:sz w:val="24"/>
+          <w:shd w:fill="auto" w:val="clear"/>
+        </w:rPr>
+      </w:pPr>
+      <w:r>
+        <w:rPr>
+          <w:rFonts w:ascii="Aptos" w:hAnsi="Aptos" w:cs="Aptos" w:eastAsia="Aptos"/>
+          <w:color w:val="auto"/>
+          <w:spacing w:val="0"/>
+          <w:position w:val="0"/>
+          <w:sz w:val="24"/>
+          <w:shd w:fill="auto" w:val="clear"/>
+        </w:rPr>
+        <w:t xml:space="preserve">Integração com Dispositivos Inteligentes: Funciona com Apple Watch, Alexa, Google Home, smart locks, câmeras (como Wyze), e serviços como Uber e Lyft, permitindo que o app atue automaticamente em casos de acidente ou emergência doméstica. </w:t>
+      </w:r>
+    </w:p>
+    <w:p>
+      <w:pPr>
+        <w:spacing w:before="0" w:after="160" w:line="279"/>
+        <w:ind w:right="0" w:left="0" w:firstLine="0"/>
+        <w:jc w:val="left"/>
+        <w:rPr>
+          <w:rFonts w:ascii="Aptos" w:hAnsi="Aptos" w:cs="Aptos" w:eastAsia="Aptos"/>
+          <w:color w:val="auto"/>
+          <w:spacing w:val="0"/>
+          <w:position w:val="0"/>
+          <w:sz w:val="24"/>
+          <w:shd w:fill="auto" w:val="clear"/>
+        </w:rPr>
+      </w:pPr>
+      <w:r>
+        <w:rPr>
+          <w:rFonts w:ascii="Aptos" w:hAnsi="Aptos" w:cs="Aptos" w:eastAsia="Aptos"/>
+          <w:color w:val="auto"/>
+          <w:spacing w:val="0"/>
+          <w:position w:val="0"/>
+          <w:sz w:val="24"/>
+          <w:shd w:fill="auto" w:val="clear"/>
+        </w:rPr>
+        <w:t xml:space="preserve">Dados Médicos e de Identificação: É possível salvar informações médicas, alergias, identificação física e detalhes de pets, que são compartilhados com os serviços de emergência em caso de necessidade. </w:t>
+      </w:r>
+    </w:p>
+    <w:p>
+      <w:pPr>
+        <w:spacing w:before="0" w:after="160" w:line="279"/>
+        <w:ind w:right="0" w:left="0" w:firstLine="0"/>
+        <w:jc w:val="left"/>
+        <w:rPr>
+          <w:rFonts w:ascii="Aptos" w:hAnsi="Aptos" w:cs="Aptos" w:eastAsia="Aptos"/>
+          <w:color w:val="auto"/>
+          <w:spacing w:val="0"/>
+          <w:position w:val="0"/>
+          <w:sz w:val="24"/>
+          <w:shd w:fill="auto" w:val="clear"/>
+        </w:rPr>
+      </w:pPr>
+      <w:r>
+        <w:rPr>
+          <w:rFonts w:ascii="Aptos" w:hAnsi="Aptos" w:cs="Aptos" w:eastAsia="Aptos"/>
+          <w:color w:val="auto"/>
+          <w:spacing w:val="0"/>
+          <w:position w:val="0"/>
+          <w:sz w:val="24"/>
+          <w:shd w:fill="auto" w:val="clear"/>
+        </w:rPr>
+        <w:t xml:space="preserve">Planos e Preços</w:t>
+      </w:r>
+    </w:p>
+    <w:p>
+      <w:pPr>
+        <w:spacing w:before="0" w:after="160" w:line="279"/>
+        <w:ind w:right="0" w:left="0" w:firstLine="0"/>
+        <w:jc w:val="left"/>
+        <w:rPr>
+          <w:rFonts w:ascii="Aptos" w:hAnsi="Aptos" w:cs="Aptos" w:eastAsia="Aptos"/>
+          <w:color w:val="auto"/>
+          <w:spacing w:val="0"/>
+          <w:position w:val="0"/>
+          <w:sz w:val="24"/>
+          <w:shd w:fill="auto" w:val="clear"/>
+        </w:rPr>
+      </w:pPr>
+      <w:r>
+        <w:rPr>
+          <w:rFonts w:ascii="Aptos" w:hAnsi="Aptos" w:cs="Aptos" w:eastAsia="Aptos"/>
+          <w:color w:val="auto"/>
+          <w:spacing w:val="0"/>
+          <w:position w:val="0"/>
+          <w:sz w:val="24"/>
+          <w:shd w:fill="auto" w:val="clear"/>
+        </w:rPr>
+        <w:t xml:space="preserve">Versão Gratuita: Acesso ao botão de emergência, Timeline (registro de atividades), Rede de Segurança e Perfil Avançado. </w:t>
+      </w:r>
+    </w:p>
+    <w:p>
+      <w:pPr>
+        <w:spacing w:before="0" w:after="160" w:line="279"/>
+        <w:ind w:right="0" w:left="0" w:firstLine="0"/>
+        <w:jc w:val="left"/>
+        <w:rPr>
+          <w:rFonts w:ascii="Calibri" w:hAnsi="Calibri" w:cs="Calibri" w:eastAsia="Calibri"/>
+          <w:color w:val="auto"/>
+          <w:spacing w:val="0"/>
+          <w:position w:val="0"/>
+          <w:sz w:val="24"/>
+          <w:shd w:fill="auto" w:val="clear"/>
+        </w:rPr>
+      </w:pPr>
+      <w:r>
+        <w:rPr>
+          <w:rFonts w:ascii="Aptos" w:hAnsi="Aptos" w:cs="Aptos" w:eastAsia="Aptos"/>
+          <w:color w:val="auto"/>
+          <w:spacing w:val="0"/>
+          <w:position w:val="0"/>
+          <w:sz w:val="24"/>
+          <w:shd w:fill="auto" w:val="clear"/>
+        </w:rPr>
+        <w:t xml:space="preserve">Instant Access (iOS): $</w:t>
+      </w:r>
+      <w:r>
+        <w:rPr>
+          <w:rFonts w:ascii="Aptos" w:hAnsi="Aptos" w:cs="Aptos" w:eastAsia="Aptos"/>
+          <w:color w:val="auto"/>
+          <w:spacing w:val="0"/>
+          <w:position w:val="0"/>
+          <w:sz w:val="24"/>
+          <w:shd w:fill="auto" w:val="clear"/>
+        </w:rPr>
+        <w:t xml:space="preserve">5</w:t>
+      </w:r>
+      <w:r>
+        <w:rPr>
+          <w:rFonts w:ascii="Aptos" w:hAnsi="Aptos" w:cs="Aptos" w:eastAsia="Aptos"/>
+          <w:color w:val="auto"/>
+          <w:spacing w:val="0"/>
+          <w:position w:val="0"/>
+          <w:sz w:val="24"/>
+          <w:shd w:fill="auto" w:val="clear"/>
+        </w:rPr>
+        <w:t xml:space="preserve">/mês </w:t>
+      </w:r>
+      <w:r>
+        <w:rPr>
+          <w:rFonts w:ascii="Arial" w:hAnsi="Arial" w:cs="Arial" w:eastAsia="Arial"/>
+          <w:color w:val="auto"/>
+          <w:spacing w:val="0"/>
+          <w:position w:val="0"/>
+          <w:sz w:val="24"/>
+          <w:shd w:fill="auto" w:val="clear"/>
+        </w:rPr>
+        <w:t xml:space="preserve">—</w:t>
+      </w:r>
+      <w:r>
+        <w:rPr>
+          <w:rFonts w:ascii="Calibri" w:hAnsi="Calibri" w:cs="Calibri" w:eastAsia="Calibri"/>
+          <w:color w:val="auto"/>
+          <w:spacing w:val="0"/>
+          <w:position w:val="0"/>
+          <w:sz w:val="24"/>
+          <w:shd w:fill="auto" w:val="clear"/>
+        </w:rPr>
+        <w:t xml:space="preserve"> </w:t>
+      </w:r>
+      <w:r>
+        <w:rPr>
+          <w:rFonts w:ascii="Calibri" w:hAnsi="Calibri" w:cs="Calibri" w:eastAsia="Calibri"/>
+          <w:color w:val="auto"/>
+          <w:spacing w:val="0"/>
+          <w:position w:val="0"/>
+          <w:sz w:val="24"/>
+          <w:shd w:fill="auto" w:val="clear"/>
+        </w:rPr>
+        <w:t xml:space="preserve">inclui widget no iPhone, Apple Watch, sincronização com Uber/Lyft e acesso a todos os recursos da versão gratuita. </w:t>
+      </w:r>
+    </w:p>
+    <w:p>
+      <w:pPr>
+        <w:spacing w:before="0" w:after="160" w:line="279"/>
+        <w:ind w:right="0" w:left="0" w:firstLine="0"/>
+        <w:jc w:val="left"/>
+        <w:rPr>
+          <w:rFonts w:ascii="Calibri" w:hAnsi="Calibri" w:cs="Calibri" w:eastAsia="Calibri"/>
+          <w:color w:val="auto"/>
+          <w:spacing w:val="0"/>
+          <w:position w:val="0"/>
+          <w:sz w:val="24"/>
+          <w:shd w:fill="auto" w:val="clear"/>
+        </w:rPr>
+      </w:pPr>
+      <w:r>
+        <w:rPr>
+          <w:rFonts w:ascii="Calibri" w:hAnsi="Calibri" w:cs="Calibri" w:eastAsia="Calibri"/>
+          <w:color w:val="auto"/>
+          <w:spacing w:val="0"/>
+          <w:position w:val="0"/>
+          <w:sz w:val="24"/>
+          <w:shd w:fill="auto" w:val="clear"/>
+        </w:rPr>
+        <w:t xml:space="preserve">Total Protection (iOS): $</w:t>
+      </w:r>
+      <w:r>
+        <w:rPr>
+          <w:rFonts w:ascii="Calibri" w:hAnsi="Calibri" w:cs="Calibri" w:eastAsia="Calibri"/>
+          <w:color w:val="auto"/>
+          <w:spacing w:val="0"/>
+          <w:position w:val="0"/>
+          <w:sz w:val="24"/>
+          <w:shd w:fill="auto" w:val="clear"/>
+        </w:rPr>
+        <w:t xml:space="preserve">10</w:t>
+      </w:r>
+      <w:r>
+        <w:rPr>
+          <w:rFonts w:ascii="Calibri" w:hAnsi="Calibri" w:cs="Calibri" w:eastAsia="Calibri"/>
+          <w:color w:val="auto"/>
+          <w:spacing w:val="0"/>
+          <w:position w:val="0"/>
+          <w:sz w:val="24"/>
+          <w:shd w:fill="auto" w:val="clear"/>
+        </w:rPr>
+        <w:t xml:space="preserve">/mês </w:t>
+      </w:r>
+      <w:r>
+        <w:rPr>
+          <w:rFonts w:ascii="Calibri" w:hAnsi="Calibri" w:cs="Calibri" w:eastAsia="Calibri"/>
+          <w:color w:val="auto"/>
+          <w:spacing w:val="0"/>
+          <w:position w:val="0"/>
+          <w:sz w:val="24"/>
+          <w:shd w:fill="auto" w:val="clear"/>
+        </w:rPr>
+        <w:t xml:space="preserve">— </w:t>
+      </w:r>
+      <w:r>
+        <w:rPr>
+          <w:rFonts w:ascii="Calibri" w:hAnsi="Calibri" w:cs="Calibri" w:eastAsia="Calibri"/>
+          <w:color w:val="auto"/>
+          <w:spacing w:val="0"/>
+          <w:position w:val="0"/>
+          <w:sz w:val="24"/>
+          <w:shd w:fill="auto" w:val="clear"/>
+        </w:rPr>
+        <w:t xml:space="preserve">adiciona Crash Response (detecção de colisão), habilidades para Alexa e Google Home, e integração com dispositivos domésticos inteligentes. </w:t>
+      </w:r>
+    </w:p>
+    <w:p>
+      <w:pPr>
+        <w:spacing w:before="0" w:after="160" w:line="279"/>
+        <w:ind w:right="0" w:left="0" w:firstLine="0"/>
+        <w:jc w:val="left"/>
+        <w:rPr>
+          <w:rFonts w:ascii="Calibri" w:hAnsi="Calibri" w:cs="Calibri" w:eastAsia="Calibri"/>
+          <w:color w:val="auto"/>
+          <w:spacing w:val="0"/>
+          <w:position w:val="0"/>
+          <w:sz w:val="24"/>
+          <w:shd w:fill="auto" w:val="clear"/>
+        </w:rPr>
+      </w:pPr>
+      <w:r>
+        <w:rPr>
+          <w:rFonts w:ascii="Calibri" w:hAnsi="Calibri" w:cs="Calibri" w:eastAsia="Calibri"/>
+          <w:color w:val="auto"/>
+          <w:spacing w:val="0"/>
+          <w:position w:val="0"/>
+          <w:sz w:val="24"/>
+          <w:shd w:fill="auto" w:val="clear"/>
+        </w:rPr>
+        <w:t xml:space="preserve">Disponibilidade</w:t>
+      </w:r>
+    </w:p>
+    <w:p>
+      <w:pPr>
+        <w:spacing w:before="0" w:after="160" w:line="279"/>
+        <w:ind w:right="0" w:left="0" w:firstLine="0"/>
+        <w:jc w:val="left"/>
+        <w:rPr>
+          <w:rFonts w:ascii="Calibri" w:hAnsi="Calibri" w:cs="Calibri" w:eastAsia="Calibri"/>
+          <w:color w:val="auto"/>
+          <w:spacing w:val="0"/>
+          <w:position w:val="0"/>
+          <w:sz w:val="24"/>
+          <w:shd w:fill="auto" w:val="clear"/>
+        </w:rPr>
+      </w:pPr>
+      <w:r>
+        <w:rPr>
+          <w:rFonts w:ascii="Calibri" w:hAnsi="Calibri" w:cs="Calibri" w:eastAsia="Calibri"/>
+          <w:color w:val="auto"/>
+          <w:spacing w:val="0"/>
+          <w:position w:val="0"/>
+          <w:sz w:val="24"/>
+          <w:shd w:fill="auto" w:val="clear"/>
+        </w:rPr>
+        <w:t xml:space="preserve">O app está disponível para iOS e Android, mas muitos recursos avançados (como o Apple Watch e o widget) estão restritos a usuários de iPhone.  Funciona apenas nos Estados Unidos.</w:t>
+      </w:r>
+    </w:p>
+    <w:p>
+      <w:pPr>
+        <w:spacing w:before="0" w:after="160" w:line="279"/>
+        <w:ind w:right="0" w:left="0" w:firstLine="0"/>
+        <w:jc w:val="left"/>
+        <w:rPr>
+          <w:rFonts w:ascii="Calibri" w:hAnsi="Calibri" w:cs="Calibri" w:eastAsia="Calibri"/>
+          <w:color w:val="auto"/>
+          <w:spacing w:val="0"/>
+          <w:position w:val="0"/>
+          <w:sz w:val="24"/>
+          <w:shd w:fill="auto" w:val="clear"/>
+        </w:rPr>
+      </w:pPr>
+    </w:p>
+    <w:p>
+      <w:pPr>
+        <w:spacing w:before="0" w:after="160" w:line="279"/>
+        <w:ind w:right="0" w:left="0" w:firstLine="0"/>
+        <w:jc w:val="left"/>
+        <w:rPr>
+          <w:rFonts w:ascii="Calibri" w:hAnsi="Calibri" w:cs="Calibri" w:eastAsia="Calibri"/>
+          <w:color w:val="auto"/>
+          <w:spacing w:val="0"/>
+          <w:position w:val="0"/>
+          <w:sz w:val="24"/>
+          <w:shd w:fill="auto" w:val="clear"/>
+        </w:rPr>
+      </w:pPr>
+      <w:r>
+        <w:rPr>
+          <w:rFonts w:ascii="Calibri" w:hAnsi="Calibri" w:cs="Calibri" w:eastAsia="Calibri"/>
+          <w:color w:val="auto"/>
+          <w:spacing w:val="0"/>
+          <w:position w:val="0"/>
+          <w:sz w:val="24"/>
+          <w:shd w:fill="auto" w:val="clear"/>
+        </w:rPr>
+        <w:t xml:space="preserve">Considerações de Privacidade</w:t>
+      </w:r>
+    </w:p>
+    <w:p>
+      <w:pPr>
+        <w:spacing w:before="0" w:after="160" w:line="279"/>
+        <w:ind w:right="0" w:left="0" w:firstLine="0"/>
+        <w:jc w:val="left"/>
+        <w:rPr>
+          <w:rFonts w:ascii="Calibri" w:hAnsi="Calibri" w:cs="Calibri" w:eastAsia="Calibri"/>
+          <w:color w:val="auto"/>
+          <w:spacing w:val="0"/>
+          <w:position w:val="0"/>
+          <w:sz w:val="24"/>
+          <w:shd w:fill="auto" w:val="clear"/>
+        </w:rPr>
+      </w:pPr>
+      <w:r>
+        <w:rPr>
+          <w:rFonts w:ascii="Calibri" w:hAnsi="Calibri" w:cs="Calibri" w:eastAsia="Calibri"/>
+          <w:color w:val="auto"/>
+          <w:spacing w:val="0"/>
+          <w:position w:val="0"/>
+          <w:sz w:val="24"/>
+          <w:shd w:fill="auto" w:val="clear"/>
+        </w:rPr>
+        <w:t xml:space="preserve">O Noonlight coleta dados como localização GPS, informações pessoais e, em alguns casos, grava chamadas com os operadores de despacho. A política de privacidade é clara: os dados são compartilhados apenas com serviços de emergência em situações reais, conforme exigido por lei. </w:t>
+      </w:r>
+    </w:p>
+    <w:p>
+      <w:pPr>
+        <w:spacing w:before="0" w:after="160" w:line="279"/>
+        <w:ind w:right="0" w:left="0" w:firstLine="0"/>
+        <w:jc w:val="left"/>
+        <w:rPr>
+          <w:rFonts w:ascii="Calibri" w:hAnsi="Calibri" w:cs="Calibri" w:eastAsia="Calibri"/>
+          <w:color w:val="auto"/>
+          <w:spacing w:val="0"/>
+          <w:position w:val="0"/>
+          <w:sz w:val="24"/>
+          <w:shd w:fill="auto" w:val="clear"/>
+        </w:rPr>
+      </w:pPr>
+    </w:p>
+    <w:p>
+      <w:pPr>
+        <w:spacing w:before="0" w:after="160" w:line="279"/>
+        <w:ind w:right="0" w:left="0" w:firstLine="0"/>
+        <w:jc w:val="left"/>
+        <w:rPr>
+          <w:rFonts w:ascii="Segoe UI Symbol" w:hAnsi="Segoe UI Symbol" w:cs="Segoe UI Symbol" w:eastAsia="Segoe UI Symbol"/>
+          <w:color w:val="auto"/>
+          <w:spacing w:val="0"/>
+          <w:position w:val="0"/>
+          <w:sz w:val="24"/>
+          <w:shd w:fill="auto" w:val="clear"/>
+        </w:rPr>
+      </w:pPr>
+      <w:r>
+        <w:rPr>
+          <w:rFonts w:ascii="Segoe UI Symbol" w:hAnsi="Segoe UI Symbol" w:cs="Segoe UI Symbol" w:eastAsia="Segoe UI Symbol"/>
+          <w:color w:val="auto"/>
+          <w:spacing w:val="0"/>
+          <w:position w:val="0"/>
+          <w:sz w:val="24"/>
+          <w:shd w:fill="auto" w:val="clear"/>
+        </w:rPr>
+        <w:t xml:space="preserve">✅ </w:t>
+      </w:r>
+      <w:r>
+        <w:rPr>
+          <w:rFonts w:ascii="Segoe UI Symbol" w:hAnsi="Segoe UI Symbol" w:cs="Segoe UI Symbol" w:eastAsia="Segoe UI Symbol"/>
+          <w:color w:val="auto"/>
+          <w:spacing w:val="0"/>
+          <w:position w:val="0"/>
+          <w:sz w:val="24"/>
+          <w:shd w:fill="auto" w:val="clear"/>
+        </w:rPr>
+        <w:t xml:space="preserve">Dica: Ideal para mulheres, pessoas trans, solteiros, usu</w:t>
+      </w:r>
+      <w:r>
+        <w:rPr>
+          <w:rFonts w:ascii="Segoe UI Symbol" w:hAnsi="Segoe UI Symbol" w:cs="Segoe UI Symbol" w:eastAsia="Segoe UI Symbol"/>
+          <w:color w:val="auto"/>
+          <w:spacing w:val="0"/>
+          <w:position w:val="0"/>
+          <w:sz w:val="24"/>
+          <w:shd w:fill="auto" w:val="clear"/>
+        </w:rPr>
+        <w:t xml:space="preserve">ários de transporte por demanda ou quem frequentemente se encontra em situações vulneráveis. O app pode ser usado discretamente em situações perigosas, como em um carro com motorista suspeito, sem precisar falar. </w:t>
+      </w:r>
+    </w:p>
+    <w:p>
+      <w:pPr>
+        <w:spacing w:before="0" w:after="160" w:line="279"/>
+        <w:ind w:right="0" w:left="0" w:firstLine="0"/>
+        <w:jc w:val="left"/>
+        <w:rPr>
+          <w:rFonts w:ascii="Segoe UI Symbol" w:hAnsi="Segoe UI Symbol" w:cs="Segoe UI Symbol" w:eastAsia="Segoe UI Symbol"/>
+          <w:b/>
+          <w:color w:val="auto"/>
+          <w:spacing w:val="0"/>
+          <w:position w:val="0"/>
+          <w:sz w:val="40"/>
+          <w:shd w:fill="auto" w:val="clear"/>
+        </w:rPr>
+      </w:pPr>
+      <w:r>
+        <w:rPr>
+          <w:rFonts w:ascii="Segoe UI Symbol" w:hAnsi="Segoe UI Symbol" w:cs="Segoe UI Symbol" w:eastAsia="Segoe UI Symbol"/>
+          <w:b/>
+          <w:color w:val="auto"/>
+          <w:spacing w:val="0"/>
+          <w:position w:val="0"/>
+          <w:sz w:val="40"/>
+          <w:shd w:fill="auto" w:val="clear"/>
+        </w:rPr>
+        <w:t xml:space="preserve">Publico Alvo</w:t>
+      </w:r>
+    </w:p>
+    <w:p>
+      <w:pPr>
+        <w:spacing w:before="0" w:after="160" w:line="279"/>
+        <w:ind w:right="0" w:left="0" w:firstLine="0"/>
+        <w:jc w:val="left"/>
+        <w:rPr>
+          <w:rFonts w:ascii="Aptos" w:hAnsi="Aptos" w:cs="Aptos" w:eastAsia="Aptos"/>
+          <w:b/>
+          <w:color w:val="auto"/>
+          <w:spacing w:val="0"/>
+          <w:position w:val="0"/>
+          <w:sz w:val="32"/>
+          <w:shd w:fill="auto" w:val="clear"/>
+        </w:rPr>
+      </w:pPr>
+    </w:p>
+    <w:p>
+      <w:pPr>
+        <w:spacing w:before="0" w:after="160" w:line="279"/>
+        <w:ind w:right="0" w:left="0" w:firstLine="0"/>
+        <w:jc w:val="left"/>
+        <w:rPr>
+          <w:rFonts w:ascii="Segoe UI Symbol" w:hAnsi="Segoe UI Symbol" w:cs="Segoe UI Symbol" w:eastAsia="Segoe UI Symbol"/>
+          <w:b/>
+          <w:color w:val="auto"/>
+          <w:spacing w:val="0"/>
+          <w:position w:val="0"/>
+          <w:sz w:val="40"/>
+          <w:shd w:fill="auto" w:val="clear"/>
+        </w:rPr>
+      </w:pPr>
+      <w:r>
+        <w:rPr>
+          <w:rFonts w:ascii="Aptos" w:hAnsi="Aptos" w:cs="Aptos" w:eastAsia="Aptos"/>
+          <w:b/>
+          <w:color w:val="auto"/>
+          <w:spacing w:val="0"/>
+          <w:position w:val="0"/>
+          <w:sz w:val="32"/>
+          <w:shd w:fill="auto" w:val="clear"/>
+        </w:rPr>
+        <w:t xml:space="preserve">Noonlight</w:t>
+      </w:r>
+    </w:p>
+    <w:p>
+      <w:pPr>
+        <w:spacing w:before="0" w:after="160" w:line="279"/>
+        <w:ind w:right="0" w:left="0" w:firstLine="0"/>
+        <w:jc w:val="left"/>
+        <w:rPr>
+          <w:rFonts w:ascii="Aptos" w:hAnsi="Aptos" w:cs="Aptos" w:eastAsia="Aptos"/>
+          <w:color w:val="auto"/>
+          <w:spacing w:val="0"/>
+          <w:position w:val="0"/>
+          <w:sz w:val="24"/>
+          <w:shd w:fill="auto" w:val="clear"/>
+        </w:rPr>
+      </w:pPr>
+      <w:r>
+        <w:rPr>
+          <w:rFonts w:ascii="Aptos" w:hAnsi="Aptos" w:cs="Aptos" w:eastAsia="Aptos"/>
+          <w:color w:val="auto"/>
+          <w:spacing w:val="0"/>
+          <w:position w:val="0"/>
+          <w:sz w:val="24"/>
+          <w:shd w:fill="auto" w:val="clear"/>
+        </w:rPr>
+        <w:t xml:space="preserve">Noonlight é uma aplicação de segurança pessoal voltada principalmente para pessoas que buscam proteção em situações de risco, especialmente em ambientes desconhecidos ou quando estão sozinhas.  Seu público-alvo inclui:</w:t>
+      </w:r>
+    </w:p>
+    <w:p>
+      <w:pPr>
+        <w:spacing w:before="0" w:after="160" w:line="279"/>
+        <w:ind w:right="0" w:left="0" w:firstLine="0"/>
+        <w:jc w:val="left"/>
+        <w:rPr>
+          <w:rFonts w:ascii="Aptos" w:hAnsi="Aptos" w:cs="Aptos" w:eastAsia="Aptos"/>
+          <w:color w:val="auto"/>
+          <w:spacing w:val="0"/>
+          <w:position w:val="0"/>
+          <w:sz w:val="24"/>
+          <w:shd w:fill="auto" w:val="clear"/>
+        </w:rPr>
+      </w:pPr>
+    </w:p>
+    <w:p>
+      <w:pPr>
+        <w:spacing w:before="0" w:after="160" w:line="279"/>
+        <w:ind w:right="0" w:left="0" w:firstLine="0"/>
+        <w:jc w:val="left"/>
+        <w:rPr>
+          <w:rFonts w:ascii="Aptos" w:hAnsi="Aptos" w:cs="Aptos" w:eastAsia="Aptos"/>
+          <w:color w:val="auto"/>
+          <w:spacing w:val="0"/>
+          <w:position w:val="0"/>
+          <w:sz w:val="24"/>
+          <w:shd w:fill="auto" w:val="clear"/>
+        </w:rPr>
+      </w:pPr>
+      <w:r>
+        <w:rPr>
+          <w:rFonts w:ascii="Aptos" w:hAnsi="Aptos" w:cs="Aptos" w:eastAsia="Aptos"/>
+          <w:color w:val="auto"/>
+          <w:spacing w:val="0"/>
+          <w:position w:val="0"/>
+          <w:sz w:val="24"/>
+          <w:shd w:fill="auto" w:val="clear"/>
+        </w:rPr>
+        <w:t xml:space="preserve">Estudantes universitários, especialmente em campi universitários, como demonstrado em seu início com o propósito de proteger alunos ao atravessar campus. </w:t>
+      </w:r>
+    </w:p>
+    <w:p>
+      <w:pPr>
+        <w:spacing w:before="0" w:after="160" w:line="279"/>
+        <w:ind w:right="0" w:left="0" w:firstLine="0"/>
+        <w:jc w:val="left"/>
+        <w:rPr>
+          <w:rFonts w:ascii="Aptos" w:hAnsi="Aptos" w:cs="Aptos" w:eastAsia="Aptos"/>
+          <w:color w:val="auto"/>
+          <w:spacing w:val="0"/>
+          <w:position w:val="0"/>
+          <w:sz w:val="24"/>
+          <w:shd w:fill="auto" w:val="clear"/>
+        </w:rPr>
+      </w:pPr>
+      <w:r>
+        <w:rPr>
+          <w:rFonts w:ascii="Aptos" w:hAnsi="Aptos" w:cs="Aptos" w:eastAsia="Aptos"/>
+          <w:color w:val="auto"/>
+          <w:spacing w:val="0"/>
+          <w:position w:val="0"/>
+          <w:sz w:val="24"/>
+          <w:shd w:fill="auto" w:val="clear"/>
+        </w:rPr>
+        <w:t xml:space="preserve">Profissionais que trabalham em horários irregulares, como enfermeiros, como mencionado em avaliações de usuários que se sentem vulneráveis ao caminhar sozinhos à noite. </w:t>
+      </w:r>
+    </w:p>
+    <w:p>
+      <w:pPr>
+        <w:spacing w:before="0" w:after="160" w:line="279"/>
+        <w:ind w:right="0" w:left="0" w:firstLine="0"/>
+        <w:jc w:val="left"/>
+        <w:rPr>
+          <w:rFonts w:ascii="Aptos" w:hAnsi="Aptos" w:cs="Aptos" w:eastAsia="Aptos"/>
+          <w:color w:val="auto"/>
+          <w:spacing w:val="0"/>
+          <w:position w:val="0"/>
+          <w:sz w:val="24"/>
+          <w:shd w:fill="auto" w:val="clear"/>
+        </w:rPr>
+      </w:pPr>
+      <w:r>
+        <w:rPr>
+          <w:rFonts w:ascii="Aptos" w:hAnsi="Aptos" w:cs="Aptos" w:eastAsia="Aptos"/>
+          <w:color w:val="auto"/>
+          <w:spacing w:val="0"/>
+          <w:position w:val="0"/>
+          <w:sz w:val="24"/>
+          <w:shd w:fill="auto" w:val="clear"/>
+        </w:rPr>
+        <w:t xml:space="preserve">Pessoas que usam serviços de transporte compartilhado, como Uber ou Lyft, que podem ativar a função de segurança integrada ao aplicativo. </w:t>
+      </w:r>
+    </w:p>
+    <w:p>
+      <w:pPr>
+        <w:spacing w:before="0" w:after="160" w:line="279"/>
+        <w:ind w:right="0" w:left="0" w:firstLine="0"/>
+        <w:jc w:val="left"/>
+        <w:rPr>
+          <w:rFonts w:ascii="Aptos" w:hAnsi="Aptos" w:cs="Aptos" w:eastAsia="Aptos"/>
+          <w:color w:val="auto"/>
+          <w:spacing w:val="0"/>
+          <w:position w:val="0"/>
+          <w:sz w:val="24"/>
+          <w:shd w:fill="auto" w:val="clear"/>
+        </w:rPr>
+      </w:pPr>
+      <w:r>
+        <w:rPr>
+          <w:rFonts w:ascii="Aptos" w:hAnsi="Aptos" w:cs="Aptos" w:eastAsia="Aptos"/>
+          <w:color w:val="auto"/>
+          <w:spacing w:val="0"/>
+          <w:position w:val="0"/>
+          <w:sz w:val="24"/>
+          <w:shd w:fill="auto" w:val="clear"/>
+        </w:rPr>
+        <w:t xml:space="preserve">Indivíduos em vulnerabilidade social ou física, como mulheres trans, que destacam a importância da segurança pessoal em suas rotinas diárias.</w:t>
+      </w:r>
+    </w:p>
+    <w:p>
+      <w:pPr>
+        <w:spacing w:before="0" w:after="160" w:line="279"/>
+        <w:ind w:right="0" w:left="0" w:firstLine="0"/>
+        <w:jc w:val="left"/>
+        <w:rPr>
+          <w:rFonts w:ascii="Aptos" w:hAnsi="Aptos" w:cs="Aptos" w:eastAsia="Aptos"/>
+          <w:color w:val="auto"/>
+          <w:spacing w:val="0"/>
+          <w:position w:val="0"/>
+          <w:sz w:val="24"/>
+          <w:shd w:fill="auto" w:val="clear"/>
+        </w:rPr>
+      </w:pPr>
+      <w:r>
+        <w:rPr>
+          <w:rFonts w:ascii="Aptos" w:hAnsi="Aptos" w:cs="Aptos" w:eastAsia="Aptos"/>
+          <w:color w:val="auto"/>
+          <w:spacing w:val="0"/>
+          <w:position w:val="0"/>
+          <w:sz w:val="24"/>
+          <w:shd w:fill="auto" w:val="clear"/>
+        </w:rPr>
+        <w:t xml:space="preserve">Usuários de smart homes e dispositivos conectados, como câmeras Wyze ou sistemas de segurança, que integram o Noonlight para monitoramento profissional </w:t>
+      </w:r>
+      <w:r>
+        <w:rPr>
+          <w:rFonts w:ascii="Aptos" w:hAnsi="Aptos" w:cs="Aptos" w:eastAsia="Aptos"/>
+          <w:color w:val="auto"/>
+          <w:spacing w:val="0"/>
+          <w:position w:val="0"/>
+          <w:sz w:val="24"/>
+          <w:shd w:fill="auto" w:val="clear"/>
+        </w:rPr>
+        <w:t xml:space="preserve">24</w:t>
+      </w:r>
+      <w:r>
+        <w:rPr>
+          <w:rFonts w:ascii="Aptos" w:hAnsi="Aptos" w:cs="Aptos" w:eastAsia="Aptos"/>
+          <w:color w:val="auto"/>
+          <w:spacing w:val="0"/>
+          <w:position w:val="0"/>
+          <w:sz w:val="24"/>
+          <w:shd w:fill="auto" w:val="clear"/>
+        </w:rPr>
+        <w:t xml:space="preserve">/</w:t>
+      </w:r>
+      <w:r>
+        <w:rPr>
+          <w:rFonts w:ascii="Aptos" w:hAnsi="Aptos" w:cs="Aptos" w:eastAsia="Aptos"/>
+          <w:color w:val="auto"/>
+          <w:spacing w:val="0"/>
+          <w:position w:val="0"/>
+          <w:sz w:val="24"/>
+          <w:shd w:fill="auto" w:val="clear"/>
+        </w:rPr>
+        <w:t xml:space="preserve">7</w:t>
+      </w:r>
+      <w:r>
+        <w:rPr>
+          <w:rFonts w:ascii="Aptos" w:hAnsi="Aptos" w:cs="Aptos" w:eastAsia="Aptos"/>
+          <w:color w:val="auto"/>
+          <w:spacing w:val="0"/>
+          <w:position w:val="0"/>
+          <w:sz w:val="24"/>
+          <w:shd w:fill="auto" w:val="clear"/>
+        </w:rPr>
+        <w:t xml:space="preserve">. </w:t>
+      </w:r>
+    </w:p>
+    <w:p>
+      <w:pPr>
+        <w:spacing w:before="0" w:after="160" w:line="279"/>
+        <w:ind w:right="0" w:left="0" w:firstLine="0"/>
+        <w:jc w:val="left"/>
+        <w:rPr>
+          <w:rFonts w:ascii="Aptos" w:hAnsi="Aptos" w:cs="Aptos" w:eastAsia="Aptos"/>
+          <w:color w:val="auto"/>
+          <w:spacing w:val="0"/>
+          <w:position w:val="0"/>
+          <w:sz w:val="24"/>
+          <w:shd w:fill="auto" w:val="clear"/>
+        </w:rPr>
+      </w:pPr>
+      <w:r>
+        <w:rPr>
+          <w:rFonts w:ascii="Aptos" w:hAnsi="Aptos" w:cs="Aptos" w:eastAsia="Aptos"/>
+          <w:color w:val="auto"/>
+          <w:spacing w:val="0"/>
+          <w:position w:val="0"/>
+          <w:sz w:val="24"/>
+          <w:shd w:fill="auto" w:val="clear"/>
+        </w:rPr>
+        <w:t xml:space="preserve">A aplicação também é usada por quem quer acompanhar a segurança em encontros ou datas, com a opção de registrar detalhes do outro participante e compartilhar com autoridades em caso de emergência.  O serviço é gratuito, com funcionalidades avançadas disponíveis em planos pagos, e está disponível apenas nos Estados Unidos, com foco em integração com sistemas de emergência locais e dados de risco para melhorar a segurança comunitária.</w:t>
+      </w:r>
+    </w:p>
+    <w:p>
+      <w:pPr>
+        <w:spacing w:before="0" w:after="160" w:line="279"/>
+        <w:ind w:right="0" w:left="0" w:firstLine="0"/>
+        <w:jc w:val="left"/>
+        <w:rPr>
+          <w:rFonts w:ascii="Aptos" w:hAnsi="Aptos" w:cs="Aptos" w:eastAsia="Aptos"/>
+          <w:color w:val="auto"/>
+          <w:spacing w:val="0"/>
+          <w:position w:val="0"/>
+          <w:sz w:val="24"/>
+          <w:shd w:fill="auto" w:val="clear"/>
+        </w:rPr>
+      </w:pPr>
+      <w:r>
+        <w:rPr>
+          <w:rFonts w:ascii="Aptos" w:hAnsi="Aptos" w:cs="Aptos" w:eastAsia="Aptos"/>
+          <w:b/>
+          <w:color w:val="auto"/>
+          <w:spacing w:val="0"/>
+          <w:position w:val="0"/>
+          <w:sz w:val="32"/>
+          <w:shd w:fill="auto" w:val="clear"/>
+        </w:rPr>
+        <w:t xml:space="preserve">Life</w:t>
+      </w:r>
+      <w:r>
+        <w:rPr>
+          <w:rFonts w:ascii="Aptos" w:hAnsi="Aptos" w:cs="Aptos" w:eastAsia="Aptos"/>
+          <w:b/>
+          <w:color w:val="auto"/>
+          <w:spacing w:val="0"/>
+          <w:position w:val="0"/>
+          <w:sz w:val="32"/>
+          <w:shd w:fill="auto" w:val="clear"/>
+        </w:rPr>
+        <w:t xml:space="preserve">360</w:t>
+      </w:r>
+    </w:p>
+    <w:p>
+      <w:pPr>
+        <w:spacing w:before="240" w:after="240" w:line="279"/>
+        <w:ind w:right="0" w:left="0" w:firstLine="0"/>
+        <w:jc w:val="left"/>
+        <w:rPr>
+          <w:rFonts w:ascii="Aptos" w:hAnsi="Aptos" w:cs="Aptos" w:eastAsia="Aptos"/>
+          <w:color w:val="auto"/>
+          <w:spacing w:val="0"/>
+          <w:position w:val="0"/>
+          <w:sz w:val="24"/>
+          <w:shd w:fill="auto" w:val="clear"/>
+        </w:rPr>
+      </w:pPr>
+      <w:r>
+        <w:rPr>
+          <w:rFonts w:ascii="Aptos" w:hAnsi="Aptos" w:cs="Aptos" w:eastAsia="Aptos"/>
+          <w:color w:val="auto"/>
+          <w:spacing w:val="0"/>
+          <w:position w:val="0"/>
+          <w:sz w:val="24"/>
+          <w:shd w:fill="auto" w:val="clear"/>
+        </w:rPr>
+        <w:t xml:space="preserve">Life</w:t>
+      </w:r>
+      <w:r>
+        <w:rPr>
+          <w:rFonts w:ascii="Aptos" w:hAnsi="Aptos" w:cs="Aptos" w:eastAsia="Aptos"/>
+          <w:color w:val="auto"/>
+          <w:spacing w:val="0"/>
+          <w:position w:val="0"/>
+          <w:sz w:val="24"/>
+          <w:shd w:fill="auto" w:val="clear"/>
+        </w:rPr>
+        <w:t xml:space="preserve">360 </w:t>
+      </w:r>
+      <w:r>
+        <w:rPr>
+          <w:rFonts w:ascii="Aptos" w:hAnsi="Aptos" w:cs="Aptos" w:eastAsia="Aptos"/>
+          <w:color w:val="auto"/>
+          <w:spacing w:val="0"/>
+          <w:position w:val="0"/>
+          <w:sz w:val="24"/>
+          <w:shd w:fill="auto" w:val="clear"/>
+        </w:rPr>
         <w:t xml:space="preserve">é um aplicativo voltado principalmente para famílias, com foco em segurança e monitoramento de localização em tempo real entre membros próximos.  Seu público-alvo principal inclui:</w:t>
       </w:r>
     </w:p>
@@ -6164,6 +7874,17 @@
           <w:shd w:fill="auto" w:val="clear"/>
         </w:rPr>
       </w:pPr>
+      <w:r>
+        <w:rPr>
+          <w:rFonts w:ascii="Aptos" w:hAnsi="Aptos" w:cs="Aptos" w:eastAsia="Aptos"/>
+          <w:color w:val="auto"/>
+          <w:spacing w:val="0"/>
+          <w:position w:val="0"/>
+          <w:sz w:val="24"/>
+          <w:shd w:fill="auto" w:val="clear"/>
+        </w:rPr>
+        <w:t xml:space="preserve">Pais que querem monitorar os filhos, especialmente adolescentes, para garantir sua segurança durante deslocamentos, como ir e voltar da escola ou saídas com amigos. </w:t>
+      </w:r>
     </w:p>
     <w:p>
       <w:pPr>
@@ -6188,7 +7909,7 @@
           <w:sz w:val="24"/>
           <w:shd w:fill="auto" w:val="clear"/>
         </w:rPr>
-        <w:t xml:space="preserve">Pais que querem monitorar os filhos, especialmente adolescentes, para garantir sua segurança durante deslocamentos, como ir e voltar da escola ou saídas com amigos. </w:t>
+        <w:t xml:space="preserve">Familiares que cuidam de pessoas com necessidades especiais, como idosos com Alzheimer, para acompanhar seus movimentos e prevenir desaparecimentos. </w:t>
       </w:r>
     </w:p>
     <w:p>
@@ -6214,7 +7935,7 @@
           <w:sz w:val="24"/>
           <w:shd w:fill="auto" w:val="clear"/>
         </w:rPr>
-        <w:t xml:space="preserve">Familiares que cuidam de pessoas com necessidades especiais, como idosos com Alzheimer, para acompanhar seus movimentos e prevenir desaparecimentos. </w:t>
+        <w:t xml:space="preserve">Casais e parceiros que desejam manter-se informados sobre a localização um do outro, especialmente em situações de emergência ou viagens. </w:t>
       </w:r>
     </w:p>
     <w:p>
@@ -6240,7 +7961,7 @@
           <w:sz w:val="24"/>
           <w:shd w:fill="auto" w:val="clear"/>
         </w:rPr>
-        <w:t xml:space="preserve">Casais e parceiros que desejam manter-se informados sobre a localização um do outro, especialmente em situações de emergência ou viagens. </w:t>
+        <w:t xml:space="preserve">Grupos de amigos que se encontram em eventos ou locais movimentados, usando o app para facilitar o encontro. </w:t>
       </w:r>
     </w:p>
     <w:p>
@@ -6266,34 +7987,24 @@
           <w:sz w:val="24"/>
           <w:shd w:fill="auto" w:val="clear"/>
         </w:rPr>
-        <w:t xml:space="preserve">Grupos de amigos que se encontram em eventos ou locais movimentados, usando o app para facilitar o encontro. </w:t>
-      </w:r>
-    </w:p>
-    <w:p>
-      <w:pPr>
-        <w:spacing w:before="240" w:after="240" w:line="279"/>
-        <w:ind w:right="0" w:left="0" w:firstLine="0"/>
-        <w:jc w:val="left"/>
-        <w:rPr>
-          <w:rFonts w:ascii="Aptos" w:hAnsi="Aptos" w:cs="Aptos" w:eastAsia="Aptos"/>
-          <w:color w:val="auto"/>
-          <w:spacing w:val="0"/>
-          <w:position w:val="0"/>
-          <w:sz w:val="24"/>
-          <w:shd w:fill="auto" w:val="clear"/>
-        </w:rPr>
-      </w:pPr>
-      <w:r>
-        <w:rPr>
-          <w:rFonts w:ascii="Aptos" w:hAnsi="Aptos" w:cs="Aptos" w:eastAsia="Aptos"/>
-          <w:color w:val="auto"/>
-          <w:spacing w:val="0"/>
-          <w:position w:val="0"/>
-          <w:sz w:val="24"/>
-          <w:shd w:fill="auto" w:val="clear"/>
-        </w:rPr>
         <w:t xml:space="preserve">O aplicativo também é usado por pessoas que desejam acompanhar a condução de motoristas, com relatórios de trajetos, velocidade máxima e uso de celular ao volante, sendo útil para pais de jovens motoristas.</w:t>
       </w:r>
+    </w:p>
+    <w:p>
+      <w:pPr>
+        <w:spacing w:before="0" w:after="160" w:line="279"/>
+        <w:ind w:right="0" w:left="0" w:firstLine="0"/>
+        <w:jc w:val="left"/>
+        <w:rPr>
+          <w:rFonts w:ascii="Segoe UI Symbol" w:hAnsi="Segoe UI Symbol" w:cs="Segoe UI Symbol" w:eastAsia="Segoe UI Symbol"/>
+          <w:b/>
+          <w:color w:val="auto"/>
+          <w:spacing w:val="0"/>
+          <w:position w:val="0"/>
+          <w:sz w:val="40"/>
+          <w:shd w:fill="auto" w:val="clear"/>
+        </w:rPr>
+      </w:pPr>
     </w:p>
     <w:p>
       <w:pPr>

--- a/Pesquisa rapido Sobre outros Apliações.docx
+++ b/Pesquisa rapido Sobre outros Apliações.docx
@@ -613,8 +613,8 @@
         </w:rPr>
       </w:pPr>
       <w:r>
-        <w:object w:dxaOrig="8868" w:dyaOrig="2874">
-          <v:rect xmlns:o="urn:schemas-microsoft-com:office:office" xmlns:v="urn:schemas-microsoft-com:vml" id="rectole0000000000" style="width:443.400000pt;height:143.700000pt" o:preferrelative="t" o:ole="">
+        <w:object w:dxaOrig="8969" w:dyaOrig="2915">
+          <v:rect xmlns:o="urn:schemas-microsoft-com:office:office" xmlns:v="urn:schemas-microsoft-com:vml" id="rectole0000000000" style="width:448.450000pt;height:145.750000pt" o:preferrelative="t" o:ole="">
             <o:lock v:ext="edit"/>
             <v:imagedata xmlns:r="http://schemas.openxmlformats.org/officeDocument/2006/relationships" r:id="docRId1" o:title=""/>
           </v:rect>
@@ -7275,14 +7275,9 @@
           <w:sz w:val="24"/>
           <w:shd w:fill="auto" w:val="clear"/>
         </w:rPr>
-        <w:t xml:space="preserve">adiciona Crash Response (detecção de colisão), habilidades para Alexa e Google Home, e integração com dispositivos domésticos inteligentes. </w:t>
-      </w:r>
-    </w:p>
-    <w:p>
-      <w:pPr>
-        <w:spacing w:before="0" w:after="160" w:line="279"/>
-        <w:ind w:right="0" w:left="0" w:firstLine="0"/>
-        <w:jc w:val="left"/>
+        <w:t xml:space="preserve">adiciona Crash Response (detec</w:t>
+      </w:r>
+      <w:r>
         <w:rPr>
           <w:rFonts w:ascii="Calibri" w:hAnsi="Calibri" w:cs="Calibri" w:eastAsia="Calibri"/>
           <w:color w:val="auto"/>
@@ -7291,8 +7286,14 @@
           <w:sz w:val="24"/>
           <w:shd w:fill="auto" w:val="clear"/>
         </w:rPr>
-      </w:pPr>
-      <w:r>
+        <w:t xml:space="preserve">ção de colisão), habilidades para Alexa e Google Home, e integração com dispositivos domésticos inteligentes. </w:t>
+      </w:r>
+    </w:p>
+    <w:p>
+      <w:pPr>
+        <w:spacing w:before="0" w:after="160" w:line="279"/>
+        <w:ind w:right="0" w:left="0" w:firstLine="0"/>
+        <w:jc w:val="left"/>
         <w:rPr>
           <w:rFonts w:ascii="Calibri" w:hAnsi="Calibri" w:cs="Calibri" w:eastAsia="Calibri"/>
           <w:color w:val="auto"/>
@@ -7301,6 +7302,16 @@
           <w:sz w:val="24"/>
           <w:shd w:fill="auto" w:val="clear"/>
         </w:rPr>
+      </w:pPr>
+      <w:r>
+        <w:rPr>
+          <w:rFonts w:ascii="Calibri" w:hAnsi="Calibri" w:cs="Calibri" w:eastAsia="Calibri"/>
+          <w:color w:val="auto"/>
+          <w:spacing w:val="0"/>
+          <w:position w:val="0"/>
+          <w:sz w:val="24"/>
+          <w:shd w:fill="auto" w:val="clear"/>
+        </w:rPr>
         <w:t xml:space="preserve">Disponibilidade</w:t>
       </w:r>
     </w:p>
@@ -7459,6 +7470,1233 @@
         </w:rPr>
         <w:t xml:space="preserve">ários de transporte por demanda ou quem frequentemente se encontra em situações vulneráveis. O app pode ser usado discretamente em situações perigosas, como em um carro com motorista suspeito, sem precisar falar. </w:t>
       </w:r>
+    </w:p>
+    <w:p>
+      <w:pPr>
+        <w:spacing w:before="0" w:after="160" w:line="279"/>
+        <w:ind w:right="0" w:left="0" w:firstLine="0"/>
+        <w:jc w:val="left"/>
+        <w:rPr>
+          <w:rFonts w:ascii="Segoe UI Symbol" w:hAnsi="Segoe UI Symbol" w:cs="Segoe UI Symbol" w:eastAsia="Segoe UI Symbol"/>
+          <w:b/>
+          <w:color w:val="auto"/>
+          <w:spacing w:val="0"/>
+          <w:position w:val="0"/>
+          <w:sz w:val="36"/>
+          <w:shd w:fill="auto" w:val="clear"/>
+        </w:rPr>
+      </w:pPr>
+    </w:p>
+    <w:p>
+      <w:pPr>
+        <w:spacing w:before="0" w:after="160" w:line="279"/>
+        <w:ind w:right="0" w:left="0" w:firstLine="0"/>
+        <w:jc w:val="left"/>
+        <w:rPr>
+          <w:rFonts w:ascii="Segoe UI Symbol" w:hAnsi="Segoe UI Symbol" w:cs="Segoe UI Symbol" w:eastAsia="Segoe UI Symbol"/>
+          <w:b/>
+          <w:color w:val="auto"/>
+          <w:spacing w:val="0"/>
+          <w:position w:val="0"/>
+          <w:sz w:val="36"/>
+          <w:shd w:fill="auto" w:val="clear"/>
+        </w:rPr>
+      </w:pPr>
+      <w:r>
+        <w:rPr>
+          <w:rFonts w:ascii="Segoe UI Symbol" w:hAnsi="Segoe UI Symbol" w:cs="Segoe UI Symbol" w:eastAsia="Segoe UI Symbol"/>
+          <w:b/>
+          <w:color w:val="auto"/>
+          <w:spacing w:val="0"/>
+          <w:position w:val="0"/>
+          <w:sz w:val="36"/>
+          <w:shd w:fill="auto" w:val="clear"/>
+        </w:rPr>
+        <w:t xml:space="preserve">Dicas que podem ajuda? talves?</w:t>
+      </w:r>
+    </w:p>
+    <w:p>
+      <w:pPr>
+        <w:spacing w:before="0" w:after="160" w:line="279"/>
+        <w:ind w:right="0" w:left="0" w:firstLine="0"/>
+        <w:jc w:val="left"/>
+        <w:rPr>
+          <w:rFonts w:ascii="Segoe UI Emoji" w:hAnsi="Segoe UI Emoji" w:cs="Segoe UI Emoji" w:eastAsia="Segoe UI Emoji"/>
+          <w:color w:val="auto"/>
+          <w:spacing w:val="0"/>
+          <w:position w:val="0"/>
+          <w:sz w:val="24"/>
+          <w:shd w:fill="auto" w:val="clear"/>
+        </w:rPr>
+      </w:pPr>
+      <w:r>
+        <w:rPr>
+          <w:rFonts w:ascii="Segoe UI Emoji" w:hAnsi="Segoe UI Emoji" w:cs="Segoe UI Emoji" w:eastAsia="Segoe UI Emoji"/>
+          <w:b/>
+          <w:color w:val="auto"/>
+          <w:spacing w:val="0"/>
+          <w:position w:val="0"/>
+          <w:sz w:val="24"/>
+          <w:shd w:fill="auto" w:val="clear"/>
+        </w:rPr>
+        <w:t xml:space="preserve">⚙️ </w:t>
+      </w:r>
+      <w:r>
+        <w:rPr>
+          <w:rFonts w:ascii="Segoe UI Emoji" w:hAnsi="Segoe UI Emoji" w:cs="Segoe UI Emoji" w:eastAsia="Segoe UI Emoji"/>
+          <w:b/>
+          <w:color w:val="auto"/>
+          <w:spacing w:val="0"/>
+          <w:position w:val="0"/>
+          <w:sz w:val="24"/>
+          <w:shd w:fill="auto" w:val="clear"/>
+        </w:rPr>
+        <w:t xml:space="preserve">3</w:t>
+      </w:r>
+      <w:r>
+        <w:rPr>
+          <w:rFonts w:ascii="Segoe UI Emoji" w:hAnsi="Segoe UI Emoji" w:cs="Segoe UI Emoji" w:eastAsia="Segoe UI Emoji"/>
+          <w:b/>
+          <w:color w:val="auto"/>
+          <w:spacing w:val="0"/>
+          <w:position w:val="0"/>
+          <w:sz w:val="24"/>
+          <w:shd w:fill="auto" w:val="clear"/>
+        </w:rPr>
+        <w:t xml:space="preserve">. Funcionalidades</w:t>
+      </w:r>
+    </w:p>
+    <w:p>
+      <w:pPr>
+        <w:spacing w:before="0" w:after="160" w:line="279"/>
+        <w:ind w:right="0" w:left="0" w:firstLine="0"/>
+        <w:jc w:val="left"/>
+        <w:rPr>
+          <w:rFonts w:ascii="Segoe UI Emoji" w:hAnsi="Segoe UI Emoji" w:cs="Segoe UI Emoji" w:eastAsia="Segoe UI Emoji"/>
+          <w:color w:val="auto"/>
+          <w:spacing w:val="0"/>
+          <w:position w:val="0"/>
+          <w:sz w:val="24"/>
+          <w:shd w:fill="auto" w:val="clear"/>
+        </w:rPr>
+      </w:pPr>
+      <w:r>
+        <w:rPr>
+          <w:rFonts w:ascii="Segoe UI Emoji" w:hAnsi="Segoe UI Emoji" w:cs="Segoe UI Emoji" w:eastAsia="Segoe UI Emoji"/>
+          <w:color w:val="auto"/>
+          <w:spacing w:val="0"/>
+          <w:position w:val="0"/>
+          <w:sz w:val="24"/>
+          <w:shd w:fill="auto" w:val="clear"/>
+        </w:rPr>
+        <w:t xml:space="preserve">O que o produto faz?</w:t>
+      </w:r>
+    </w:p>
+    <w:p>
+      <w:pPr>
+        <w:spacing w:before="0" w:after="160" w:line="279"/>
+        <w:ind w:right="0" w:left="0" w:firstLine="0"/>
+        <w:jc w:val="left"/>
+        <w:rPr>
+          <w:rFonts w:ascii="Segoe UI Emoji" w:hAnsi="Segoe UI Emoji" w:cs="Segoe UI Emoji" w:eastAsia="Segoe UI Emoji"/>
+          <w:color w:val="auto"/>
+          <w:spacing w:val="0"/>
+          <w:position w:val="0"/>
+          <w:sz w:val="24"/>
+          <w:shd w:fill="auto" w:val="clear"/>
+        </w:rPr>
+      </w:pPr>
+      <w:r>
+        <w:rPr>
+          <w:rFonts w:ascii="Segoe UI Emoji" w:hAnsi="Segoe UI Emoji" w:cs="Segoe UI Emoji" w:eastAsia="Segoe UI Emoji"/>
+          <w:color w:val="auto"/>
+          <w:spacing w:val="0"/>
+          <w:position w:val="0"/>
+          <w:sz w:val="24"/>
+          <w:shd w:fill="auto" w:val="clear"/>
+        </w:rPr>
+        <w:t xml:space="preserve">Quais s</w:t>
+      </w:r>
+      <w:r>
+        <w:rPr>
+          <w:rFonts w:ascii="Segoe UI Emoji" w:hAnsi="Segoe UI Emoji" w:cs="Segoe UI Emoji" w:eastAsia="Segoe UI Emoji"/>
+          <w:color w:val="auto"/>
+          <w:spacing w:val="0"/>
+          <w:position w:val="0"/>
+          <w:sz w:val="24"/>
+          <w:shd w:fill="auto" w:val="clear"/>
+        </w:rPr>
+        <w:t xml:space="preserve">ão as funções principais?</w:t>
+      </w:r>
+    </w:p>
+    <w:p>
+      <w:pPr>
+        <w:spacing w:before="0" w:after="160" w:line="279"/>
+        <w:ind w:right="0" w:left="0" w:firstLine="0"/>
+        <w:jc w:val="left"/>
+        <w:rPr>
+          <w:rFonts w:ascii="Segoe UI Emoji" w:hAnsi="Segoe UI Emoji" w:cs="Segoe UI Emoji" w:eastAsia="Segoe UI Emoji"/>
+          <w:color w:val="auto"/>
+          <w:spacing w:val="0"/>
+          <w:position w:val="0"/>
+          <w:sz w:val="24"/>
+          <w:shd w:fill="auto" w:val="clear"/>
+        </w:rPr>
+      </w:pPr>
+      <w:r>
+        <w:rPr>
+          <w:rFonts w:ascii="Segoe UI Emoji" w:hAnsi="Segoe UI Emoji" w:cs="Segoe UI Emoji" w:eastAsia="Segoe UI Emoji"/>
+          <w:color w:val="auto"/>
+          <w:spacing w:val="0"/>
+          <w:position w:val="0"/>
+          <w:sz w:val="24"/>
+          <w:shd w:fill="auto" w:val="clear"/>
+        </w:rPr>
+        <w:t xml:space="preserve">Tem algo diferencial?</w:t>
+      </w:r>
+    </w:p>
+    <w:p>
+      <w:pPr>
+        <w:spacing w:before="0" w:after="160" w:line="279"/>
+        <w:ind w:right="0" w:left="0" w:firstLine="0"/>
+        <w:jc w:val="left"/>
+        <w:rPr>
+          <w:rFonts w:ascii="Segoe UI Emoji" w:hAnsi="Segoe UI Emoji" w:cs="Segoe UI Emoji" w:eastAsia="Segoe UI Emoji"/>
+          <w:color w:val="auto"/>
+          <w:spacing w:val="0"/>
+          <w:position w:val="0"/>
+          <w:sz w:val="24"/>
+          <w:shd w:fill="auto" w:val="clear"/>
+        </w:rPr>
+      </w:pPr>
+      <w:r>
+        <w:rPr>
+          <w:rFonts w:ascii="Segoe UI Emoji" w:hAnsi="Segoe UI Emoji" w:cs="Segoe UI Emoji" w:eastAsia="Segoe UI Emoji"/>
+          <w:b/>
+          <w:color w:val="auto"/>
+          <w:spacing w:val="0"/>
+          <w:position w:val="0"/>
+          <w:sz w:val="24"/>
+          <w:shd w:fill="auto" w:val="clear"/>
+        </w:rPr>
+        <w:t xml:space="preserve">👉 </w:t>
+      </w:r>
+      <w:r>
+        <w:rPr>
+          <w:rFonts w:ascii="Segoe UI Emoji" w:hAnsi="Segoe UI Emoji" w:cs="Segoe UI Emoji" w:eastAsia="Segoe UI Emoji"/>
+          <w:b/>
+          <w:color w:val="auto"/>
+          <w:spacing w:val="0"/>
+          <w:position w:val="0"/>
+          <w:sz w:val="24"/>
+          <w:shd w:fill="auto" w:val="clear"/>
+        </w:rPr>
+        <w:t xml:space="preserve">Exemplo:</w:t>
+      </w:r>
+    </w:p>
+    <w:p>
+      <w:pPr>
+        <w:spacing w:before="0" w:after="160" w:line="279"/>
+        <w:ind w:right="0" w:left="0" w:firstLine="0"/>
+        <w:jc w:val="left"/>
+        <w:rPr>
+          <w:rFonts w:ascii="Segoe UI Emoji" w:hAnsi="Segoe UI Emoji" w:cs="Segoe UI Emoji" w:eastAsia="Segoe UI Emoji"/>
+          <w:color w:val="auto"/>
+          <w:spacing w:val="0"/>
+          <w:position w:val="0"/>
+          <w:sz w:val="24"/>
+          <w:shd w:fill="auto" w:val="clear"/>
+        </w:rPr>
+      </w:pPr>
+      <w:r>
+        <w:rPr>
+          <w:rFonts w:ascii="Segoe UI Emoji" w:hAnsi="Segoe UI Emoji" w:cs="Segoe UI Emoji" w:eastAsia="Segoe UI Emoji"/>
+          <w:color w:val="auto"/>
+          <w:spacing w:val="0"/>
+          <w:position w:val="0"/>
+          <w:sz w:val="24"/>
+          <w:shd w:fill="auto" w:val="clear"/>
+        </w:rPr>
+        <w:t xml:space="preserve">Bot</w:t>
+      </w:r>
+      <w:r>
+        <w:rPr>
+          <w:rFonts w:ascii="Segoe UI Emoji" w:hAnsi="Segoe UI Emoji" w:cs="Segoe UI Emoji" w:eastAsia="Segoe UI Emoji"/>
+          <w:color w:val="auto"/>
+          <w:spacing w:val="0"/>
+          <w:position w:val="0"/>
+          <w:sz w:val="24"/>
+          <w:shd w:fill="auto" w:val="clear"/>
+        </w:rPr>
+        <w:t xml:space="preserve">ão de pânico</w:t>
+      </w:r>
+    </w:p>
+    <w:p>
+      <w:pPr>
+        <w:spacing w:before="0" w:after="160" w:line="279"/>
+        <w:ind w:right="0" w:left="0" w:firstLine="0"/>
+        <w:jc w:val="left"/>
+        <w:rPr>
+          <w:rFonts w:ascii="Segoe UI Emoji" w:hAnsi="Segoe UI Emoji" w:cs="Segoe UI Emoji" w:eastAsia="Segoe UI Emoji"/>
+          <w:color w:val="auto"/>
+          <w:spacing w:val="0"/>
+          <w:position w:val="0"/>
+          <w:sz w:val="24"/>
+          <w:shd w:fill="auto" w:val="clear"/>
+        </w:rPr>
+      </w:pPr>
+      <w:r>
+        <w:rPr>
+          <w:rFonts w:ascii="Segoe UI Emoji" w:hAnsi="Segoe UI Emoji" w:cs="Segoe UI Emoji" w:eastAsia="Segoe UI Emoji"/>
+          <w:color w:val="auto"/>
+          <w:spacing w:val="0"/>
+          <w:position w:val="0"/>
+          <w:sz w:val="24"/>
+          <w:shd w:fill="auto" w:val="clear"/>
+        </w:rPr>
+        <w:t xml:space="preserve">Compartilhamento de localização</w:t>
+      </w:r>
+    </w:p>
+    <w:p>
+      <w:pPr>
+        <w:spacing w:before="0" w:after="160" w:line="279"/>
+        <w:ind w:right="0" w:left="0" w:firstLine="0"/>
+        <w:jc w:val="left"/>
+        <w:rPr>
+          <w:rFonts w:ascii="Segoe UI Emoji" w:hAnsi="Segoe UI Emoji" w:cs="Segoe UI Emoji" w:eastAsia="Segoe UI Emoji"/>
+          <w:color w:val="auto"/>
+          <w:spacing w:val="0"/>
+          <w:position w:val="0"/>
+          <w:sz w:val="24"/>
+          <w:shd w:fill="auto" w:val="clear"/>
+        </w:rPr>
+      </w:pPr>
+      <w:r>
+        <w:rPr>
+          <w:rFonts w:ascii="Segoe UI Emoji" w:hAnsi="Segoe UI Emoji" w:cs="Segoe UI Emoji" w:eastAsia="Segoe UI Emoji"/>
+          <w:color w:val="auto"/>
+          <w:spacing w:val="0"/>
+          <w:position w:val="0"/>
+          <w:sz w:val="24"/>
+          <w:shd w:fill="auto" w:val="clear"/>
+        </w:rPr>
+        <w:t xml:space="preserve">Alertas em tempo real</w:t>
+      </w:r>
+    </w:p>
+    <w:p>
+      <w:pPr>
+        <w:spacing w:before="0" w:after="160" w:line="279"/>
+        <w:ind w:right="0" w:left="0" w:firstLine="0"/>
+        <w:jc w:val="left"/>
+        <w:rPr>
+          <w:rFonts w:ascii="Segoe UI Emoji" w:hAnsi="Segoe UI Emoji" w:cs="Segoe UI Emoji" w:eastAsia="Segoe UI Emoji"/>
+          <w:color w:val="auto"/>
+          <w:spacing w:val="0"/>
+          <w:position w:val="0"/>
+          <w:sz w:val="24"/>
+          <w:shd w:fill="auto" w:val="clear"/>
+        </w:rPr>
+      </w:pPr>
+      <w:r>
+        <w:rPr>
+          <w:rFonts w:ascii="Segoe UI Emoji" w:hAnsi="Segoe UI Emoji" w:cs="Segoe UI Emoji" w:eastAsia="Segoe UI Emoji"/>
+          <w:color w:val="auto"/>
+          <w:spacing w:val="0"/>
+          <w:position w:val="0"/>
+          <w:sz w:val="24"/>
+          <w:shd w:fill="auto" w:val="clear"/>
+        </w:rPr>
+        <w:t xml:space="preserve">💰 </w:t>
+      </w:r>
+      <w:r>
+        <w:rPr>
+          <w:rFonts w:ascii="Segoe UI Emoji" w:hAnsi="Segoe UI Emoji" w:cs="Segoe UI Emoji" w:eastAsia="Segoe UI Emoji"/>
+          <w:color w:val="auto"/>
+          <w:spacing w:val="0"/>
+          <w:position w:val="0"/>
+          <w:sz w:val="24"/>
+          <w:shd w:fill="auto" w:val="clear"/>
+        </w:rPr>
+        <w:t xml:space="preserve">4</w:t>
+      </w:r>
+      <w:r>
+        <w:rPr>
+          <w:rFonts w:ascii="Segoe UI Emoji" w:hAnsi="Segoe UI Emoji" w:cs="Segoe UI Emoji" w:eastAsia="Segoe UI Emoji"/>
+          <w:color w:val="auto"/>
+          <w:spacing w:val="0"/>
+          <w:position w:val="0"/>
+          <w:sz w:val="24"/>
+          <w:shd w:fill="auto" w:val="clear"/>
+        </w:rPr>
+        <w:t xml:space="preserve">. Pre</w:t>
+      </w:r>
+      <w:r>
+        <w:rPr>
+          <w:rFonts w:ascii="Segoe UI Emoji" w:hAnsi="Segoe UI Emoji" w:cs="Segoe UI Emoji" w:eastAsia="Segoe UI Emoji"/>
+          <w:color w:val="auto"/>
+          <w:spacing w:val="0"/>
+          <w:position w:val="0"/>
+          <w:sz w:val="24"/>
+          <w:shd w:fill="auto" w:val="clear"/>
+        </w:rPr>
+        <w:t xml:space="preserve">ço e modelo de negócio</w:t>
+      </w:r>
+    </w:p>
+    <w:p>
+      <w:pPr>
+        <w:spacing w:before="0" w:after="160" w:line="279"/>
+        <w:ind w:right="0" w:left="0" w:firstLine="0"/>
+        <w:jc w:val="left"/>
+        <w:rPr>
+          <w:rFonts w:ascii="Segoe UI Emoji" w:hAnsi="Segoe UI Emoji" w:cs="Segoe UI Emoji" w:eastAsia="Segoe UI Emoji"/>
+          <w:color w:val="auto"/>
+          <w:spacing w:val="0"/>
+          <w:position w:val="0"/>
+          <w:sz w:val="24"/>
+          <w:shd w:fill="auto" w:val="clear"/>
+        </w:rPr>
+      </w:pPr>
+      <w:r>
+        <w:rPr>
+          <w:rFonts w:ascii="Segoe UI Emoji" w:hAnsi="Segoe UI Emoji" w:cs="Segoe UI Emoji" w:eastAsia="Segoe UI Emoji"/>
+          <w:color w:val="auto"/>
+          <w:spacing w:val="0"/>
+          <w:position w:val="0"/>
+          <w:sz w:val="24"/>
+          <w:shd w:fill="auto" w:val="clear"/>
+        </w:rPr>
+        <w:t xml:space="preserve">É gratuito ou pago?</w:t>
+      </w:r>
+    </w:p>
+    <w:p>
+      <w:pPr>
+        <w:spacing w:before="0" w:after="160" w:line="279"/>
+        <w:ind w:right="0" w:left="0" w:firstLine="0"/>
+        <w:jc w:val="left"/>
+        <w:rPr>
+          <w:rFonts w:ascii="Segoe UI Emoji" w:hAnsi="Segoe UI Emoji" w:cs="Segoe UI Emoji" w:eastAsia="Segoe UI Emoji"/>
+          <w:color w:val="auto"/>
+          <w:spacing w:val="0"/>
+          <w:position w:val="0"/>
+          <w:sz w:val="24"/>
+          <w:shd w:fill="auto" w:val="clear"/>
+        </w:rPr>
+      </w:pPr>
+      <w:r>
+        <w:rPr>
+          <w:rFonts w:ascii="Segoe UI Emoji" w:hAnsi="Segoe UI Emoji" w:cs="Segoe UI Emoji" w:eastAsia="Segoe UI Emoji"/>
+          <w:color w:val="auto"/>
+          <w:spacing w:val="0"/>
+          <w:position w:val="0"/>
+          <w:sz w:val="24"/>
+          <w:shd w:fill="auto" w:val="clear"/>
+        </w:rPr>
+        <w:t xml:space="preserve">Tem assinatura?</w:t>
+      </w:r>
+    </w:p>
+    <w:p>
+      <w:pPr>
+        <w:spacing w:before="0" w:after="160" w:line="279"/>
+        <w:ind w:right="0" w:left="0" w:firstLine="0"/>
+        <w:jc w:val="left"/>
+        <w:rPr>
+          <w:rFonts w:ascii="Segoe UI Emoji" w:hAnsi="Segoe UI Emoji" w:cs="Segoe UI Emoji" w:eastAsia="Segoe UI Emoji"/>
+          <w:color w:val="auto"/>
+          <w:spacing w:val="0"/>
+          <w:position w:val="0"/>
+          <w:sz w:val="24"/>
+          <w:shd w:fill="auto" w:val="clear"/>
+        </w:rPr>
+      </w:pPr>
+      <w:r>
+        <w:rPr>
+          <w:rFonts w:ascii="Segoe UI Emoji" w:hAnsi="Segoe UI Emoji" w:cs="Segoe UI Emoji" w:eastAsia="Segoe UI Emoji"/>
+          <w:color w:val="auto"/>
+          <w:spacing w:val="0"/>
+          <w:position w:val="0"/>
+          <w:sz w:val="24"/>
+          <w:shd w:fill="auto" w:val="clear"/>
+        </w:rPr>
+        <w:t xml:space="preserve">Tem versão premium?</w:t>
+      </w:r>
+    </w:p>
+    <w:p>
+      <w:pPr>
+        <w:spacing w:before="0" w:after="160" w:line="279"/>
+        <w:ind w:right="0" w:left="0" w:firstLine="0"/>
+        <w:jc w:val="left"/>
+        <w:rPr>
+          <w:rFonts w:ascii="Segoe UI Symbol" w:hAnsi="Segoe UI Symbol" w:cs="Segoe UI Symbol" w:eastAsia="Segoe UI Symbol"/>
+          <w:color w:val="auto"/>
+          <w:spacing w:val="0"/>
+          <w:position w:val="0"/>
+          <w:sz w:val="24"/>
+          <w:shd w:fill="auto" w:val="clear"/>
+        </w:rPr>
+      </w:pPr>
+    </w:p>
+    <w:p>
+      <w:pPr>
+        <w:spacing w:before="0" w:after="160" w:line="279"/>
+        <w:ind w:right="0" w:left="0" w:firstLine="0"/>
+        <w:jc w:val="left"/>
+        <w:rPr>
+          <w:rFonts w:ascii="Segoe UI Symbol" w:hAnsi="Segoe UI Symbol" w:cs="Segoe UI Symbol" w:eastAsia="Segoe UI Symbol"/>
+          <w:color w:val="auto"/>
+          <w:spacing w:val="0"/>
+          <w:position w:val="0"/>
+          <w:sz w:val="24"/>
+          <w:shd w:fill="auto" w:val="clear"/>
+        </w:rPr>
+      </w:pPr>
+      <w:r>
+        <w:rPr>
+          <w:rFonts w:ascii="Segoe UI Symbol" w:hAnsi="Segoe UI Symbol" w:cs="Segoe UI Symbol" w:eastAsia="Segoe UI Symbol"/>
+          <w:b/>
+          <w:color w:val="auto"/>
+          <w:spacing w:val="0"/>
+          <w:position w:val="0"/>
+          <w:sz w:val="24"/>
+          <w:shd w:fill="auto" w:val="clear"/>
+        </w:rPr>
+        <w:t xml:space="preserve">👉 </w:t>
+      </w:r>
+      <w:r>
+        <w:rPr>
+          <w:rFonts w:ascii="Segoe UI Symbol" w:hAnsi="Segoe UI Symbol" w:cs="Segoe UI Symbol" w:eastAsia="Segoe UI Symbol"/>
+          <w:b/>
+          <w:color w:val="auto"/>
+          <w:spacing w:val="0"/>
+          <w:position w:val="0"/>
+          <w:sz w:val="24"/>
+          <w:shd w:fill="auto" w:val="clear"/>
+        </w:rPr>
+        <w:t xml:space="preserve">Aqui voc</w:t>
+      </w:r>
+      <w:r>
+        <w:rPr>
+          <w:rFonts w:ascii="Segoe UI Symbol" w:hAnsi="Segoe UI Symbol" w:cs="Segoe UI Symbol" w:eastAsia="Segoe UI Symbol"/>
+          <w:b/>
+          <w:color w:val="auto"/>
+          <w:spacing w:val="0"/>
+          <w:position w:val="0"/>
+          <w:sz w:val="24"/>
+          <w:shd w:fill="auto" w:val="clear"/>
+        </w:rPr>
+        <w:t xml:space="preserve">ê descobre oportunidades de melhorar algo no seu projeto.</w:t>
+      </w:r>
+    </w:p>
+    <w:p>
+      <w:pPr>
+        <w:spacing w:before="0" w:after="160" w:line="279"/>
+        <w:ind w:right="0" w:left="0" w:firstLine="0"/>
+        <w:jc w:val="left"/>
+        <w:rPr>
+          <w:rFonts w:ascii="Segoe UI Symbol" w:hAnsi="Segoe UI Symbol" w:cs="Segoe UI Symbol" w:eastAsia="Segoe UI Symbol"/>
+          <w:color w:val="auto"/>
+          <w:spacing w:val="0"/>
+          <w:position w:val="0"/>
+          <w:sz w:val="24"/>
+          <w:shd w:fill="auto" w:val="clear"/>
+        </w:rPr>
+      </w:pPr>
+      <w:r>
+        <w:rPr>
+          <w:rFonts w:ascii="Segoe UI Symbol" w:hAnsi="Segoe UI Symbol" w:cs="Segoe UI Symbol" w:eastAsia="Segoe UI Symbol"/>
+          <w:color w:val="auto"/>
+          <w:spacing w:val="0"/>
+          <w:position w:val="0"/>
+          <w:sz w:val="24"/>
+          <w:shd w:fill="auto" w:val="clear"/>
+        </w:rPr>
+        <w:t xml:space="preserve">📊 </w:t>
+      </w:r>
+      <w:r>
+        <w:rPr>
+          <w:rFonts w:ascii="Segoe UI Symbol" w:hAnsi="Segoe UI Symbol" w:cs="Segoe UI Symbol" w:eastAsia="Segoe UI Symbol"/>
+          <w:color w:val="auto"/>
+          <w:spacing w:val="0"/>
+          <w:position w:val="0"/>
+          <w:sz w:val="24"/>
+          <w:shd w:fill="auto" w:val="clear"/>
+        </w:rPr>
+        <w:t xml:space="preserve">6</w:t>
+      </w:r>
+      <w:r>
+        <w:rPr>
+          <w:rFonts w:ascii="Segoe UI Symbol" w:hAnsi="Segoe UI Symbol" w:cs="Segoe UI Symbol" w:eastAsia="Segoe UI Symbol"/>
+          <w:color w:val="auto"/>
+          <w:spacing w:val="0"/>
+          <w:position w:val="0"/>
+          <w:sz w:val="24"/>
+          <w:shd w:fill="auto" w:val="clear"/>
+        </w:rPr>
+        <w:t xml:space="preserve">. Concorrentes</w:t>
+      </w:r>
+    </w:p>
+    <w:p>
+      <w:pPr>
+        <w:spacing w:before="0" w:after="160" w:line="279"/>
+        <w:ind w:right="0" w:left="0" w:firstLine="0"/>
+        <w:jc w:val="left"/>
+        <w:rPr>
+          <w:rFonts w:ascii="Segoe UI Symbol" w:hAnsi="Segoe UI Symbol" w:cs="Segoe UI Symbol" w:eastAsia="Segoe UI Symbol"/>
+          <w:color w:val="auto"/>
+          <w:spacing w:val="0"/>
+          <w:position w:val="0"/>
+          <w:sz w:val="24"/>
+          <w:shd w:fill="auto" w:val="clear"/>
+        </w:rPr>
+      </w:pPr>
+      <w:r>
+        <w:rPr>
+          <w:rFonts w:ascii="Segoe UI Symbol" w:hAnsi="Segoe UI Symbol" w:cs="Segoe UI Symbol" w:eastAsia="Segoe UI Symbol"/>
+          <w:color w:val="auto"/>
+          <w:spacing w:val="0"/>
+          <w:position w:val="0"/>
+          <w:sz w:val="24"/>
+          <w:shd w:fill="auto" w:val="clear"/>
+        </w:rPr>
+        <w:t xml:space="preserve">Quais produtos fazem a mesma coisa?</w:t>
+      </w:r>
+    </w:p>
+    <w:p>
+      <w:pPr>
+        <w:spacing w:before="0" w:after="160" w:line="279"/>
+        <w:ind w:right="0" w:left="0" w:firstLine="0"/>
+        <w:jc w:val="left"/>
+        <w:rPr>
+          <w:rFonts w:ascii="Segoe UI Symbol" w:hAnsi="Segoe UI Symbol" w:cs="Segoe UI Symbol" w:eastAsia="Segoe UI Symbol"/>
+          <w:color w:val="auto"/>
+          <w:spacing w:val="0"/>
+          <w:position w:val="0"/>
+          <w:sz w:val="24"/>
+          <w:shd w:fill="auto" w:val="clear"/>
+        </w:rPr>
+      </w:pPr>
+      <w:r>
+        <w:rPr>
+          <w:rFonts w:ascii="Segoe UI Symbol" w:hAnsi="Segoe UI Symbol" w:cs="Segoe UI Symbol" w:eastAsia="Segoe UI Symbol"/>
+          <w:color w:val="auto"/>
+          <w:spacing w:val="0"/>
+          <w:position w:val="0"/>
+          <w:sz w:val="24"/>
+          <w:shd w:fill="auto" w:val="clear"/>
+        </w:rPr>
+        <w:t xml:space="preserve">O que eles fazem melhor?</w:t>
+      </w:r>
+    </w:p>
+    <w:p>
+      <w:pPr>
+        <w:spacing w:before="0" w:after="160" w:line="279"/>
+        <w:ind w:right="0" w:left="0" w:firstLine="0"/>
+        <w:jc w:val="left"/>
+        <w:rPr>
+          <w:rFonts w:ascii="Segoe UI Symbol" w:hAnsi="Segoe UI Symbol" w:cs="Segoe UI Symbol" w:eastAsia="Segoe UI Symbol"/>
+          <w:color w:val="auto"/>
+          <w:spacing w:val="0"/>
+          <w:position w:val="0"/>
+          <w:sz w:val="24"/>
+          <w:shd w:fill="auto" w:val="clear"/>
+        </w:rPr>
+      </w:pPr>
+      <w:r>
+        <w:rPr>
+          <w:rFonts w:ascii="Segoe UI Symbol" w:hAnsi="Segoe UI Symbol" w:cs="Segoe UI Symbol" w:eastAsia="Segoe UI Symbol"/>
+          <w:color w:val="auto"/>
+          <w:spacing w:val="0"/>
+          <w:position w:val="0"/>
+          <w:sz w:val="24"/>
+          <w:shd w:fill="auto" w:val="clear"/>
+        </w:rPr>
+        <w:t xml:space="preserve">O que deixam a desejar?</w:t>
+      </w:r>
+    </w:p>
+    <w:p>
+      <w:pPr>
+        <w:spacing w:before="0" w:after="160" w:line="279"/>
+        <w:ind w:right="0" w:left="0" w:firstLine="0"/>
+        <w:jc w:val="left"/>
+        <w:rPr>
+          <w:rFonts w:ascii="Segoe UI Symbol" w:hAnsi="Segoe UI Symbol" w:cs="Segoe UI Symbol" w:eastAsia="Segoe UI Symbol"/>
+          <w:color w:val="auto"/>
+          <w:spacing w:val="0"/>
+          <w:position w:val="0"/>
+          <w:sz w:val="24"/>
+          <w:shd w:fill="auto" w:val="clear"/>
+        </w:rPr>
+      </w:pPr>
+    </w:p>
+    <w:p>
+      <w:pPr>
+        <w:spacing w:before="0" w:after="160" w:line="279"/>
+        <w:ind w:right="0" w:left="0" w:firstLine="0"/>
+        <w:jc w:val="left"/>
+        <w:rPr>
+          <w:rFonts w:ascii="Segoe UI Symbol" w:hAnsi="Segoe UI Symbol" w:cs="Segoe UI Symbol" w:eastAsia="Segoe UI Symbol"/>
+          <w:color w:val="auto"/>
+          <w:spacing w:val="0"/>
+          <w:position w:val="0"/>
+          <w:sz w:val="24"/>
+          <w:shd w:fill="auto" w:val="clear"/>
+        </w:rPr>
+      </w:pPr>
+      <w:r>
+        <w:rPr>
+          <w:rFonts w:ascii="Segoe UI Symbol" w:hAnsi="Segoe UI Symbol" w:cs="Segoe UI Symbol" w:eastAsia="Segoe UI Symbol"/>
+          <w:b/>
+          <w:color w:val="auto"/>
+          <w:spacing w:val="0"/>
+          <w:position w:val="0"/>
+          <w:sz w:val="24"/>
+          <w:shd w:fill="auto" w:val="clear"/>
+        </w:rPr>
+        <w:t xml:space="preserve">📱 </w:t>
+      </w:r>
+      <w:r>
+        <w:rPr>
+          <w:rFonts w:ascii="Segoe UI Symbol" w:hAnsi="Segoe UI Symbol" w:cs="Segoe UI Symbol" w:eastAsia="Segoe UI Symbol"/>
+          <w:b/>
+          <w:color w:val="auto"/>
+          <w:spacing w:val="0"/>
+          <w:position w:val="0"/>
+          <w:sz w:val="24"/>
+          <w:shd w:fill="auto" w:val="clear"/>
+        </w:rPr>
+        <w:t xml:space="preserve">7</w:t>
+      </w:r>
+      <w:r>
+        <w:rPr>
+          <w:rFonts w:ascii="Segoe UI Symbol" w:hAnsi="Segoe UI Symbol" w:cs="Segoe UI Symbol" w:eastAsia="Segoe UI Symbol"/>
+          <w:b/>
+          <w:color w:val="auto"/>
+          <w:spacing w:val="0"/>
+          <w:position w:val="0"/>
+          <w:sz w:val="24"/>
+          <w:shd w:fill="auto" w:val="clear"/>
+        </w:rPr>
+        <w:t xml:space="preserve">. Usabilidade (UX/UI)</w:t>
+      </w:r>
+    </w:p>
+    <w:p>
+      <w:pPr>
+        <w:spacing w:before="0" w:after="160" w:line="279"/>
+        <w:ind w:right="0" w:left="0" w:firstLine="0"/>
+        <w:jc w:val="left"/>
+        <w:rPr>
+          <w:rFonts w:ascii="Segoe UI Symbol" w:hAnsi="Segoe UI Symbol" w:cs="Segoe UI Symbol" w:eastAsia="Segoe UI Symbol"/>
+          <w:color w:val="auto"/>
+          <w:spacing w:val="0"/>
+          <w:position w:val="0"/>
+          <w:sz w:val="24"/>
+          <w:shd w:fill="auto" w:val="clear"/>
+        </w:rPr>
+      </w:pPr>
+      <w:r>
+        <w:rPr>
+          <w:rFonts w:ascii="Segoe UI Symbol" w:hAnsi="Segoe UI Symbol" w:cs="Segoe UI Symbol" w:eastAsia="Segoe UI Symbol"/>
+          <w:color w:val="auto"/>
+          <w:spacing w:val="0"/>
+          <w:position w:val="0"/>
+          <w:sz w:val="24"/>
+          <w:shd w:fill="auto" w:val="clear"/>
+        </w:rPr>
+        <w:t xml:space="preserve">É fácil de usar?</w:t>
+      </w:r>
+    </w:p>
+    <w:p>
+      <w:pPr>
+        <w:spacing w:before="0" w:after="160" w:line="279"/>
+        <w:ind w:right="0" w:left="0" w:firstLine="0"/>
+        <w:jc w:val="left"/>
+        <w:rPr>
+          <w:rFonts w:ascii="Segoe UI Symbol" w:hAnsi="Segoe UI Symbol" w:cs="Segoe UI Symbol" w:eastAsia="Segoe UI Symbol"/>
+          <w:color w:val="auto"/>
+          <w:spacing w:val="0"/>
+          <w:position w:val="0"/>
+          <w:sz w:val="24"/>
+          <w:shd w:fill="auto" w:val="clear"/>
+        </w:rPr>
+      </w:pPr>
+      <w:r>
+        <w:rPr>
+          <w:rFonts w:ascii="Segoe UI Symbol" w:hAnsi="Segoe UI Symbol" w:cs="Segoe UI Symbol" w:eastAsia="Segoe UI Symbol"/>
+          <w:color w:val="auto"/>
+          <w:spacing w:val="0"/>
+          <w:position w:val="0"/>
+          <w:sz w:val="24"/>
+          <w:shd w:fill="auto" w:val="clear"/>
+        </w:rPr>
+        <w:t xml:space="preserve">Interface é simples ou confusa?</w:t>
+      </w:r>
+    </w:p>
+    <w:p>
+      <w:pPr>
+        <w:spacing w:before="0" w:after="160" w:line="279"/>
+        <w:ind w:right="0" w:left="0" w:firstLine="0"/>
+        <w:jc w:val="left"/>
+        <w:rPr>
+          <w:rFonts w:ascii="Segoe UI Symbol" w:hAnsi="Segoe UI Symbol" w:cs="Segoe UI Symbol" w:eastAsia="Segoe UI Symbol"/>
+          <w:color w:val="auto"/>
+          <w:spacing w:val="0"/>
+          <w:position w:val="0"/>
+          <w:sz w:val="24"/>
+          <w:shd w:fill="auto" w:val="clear"/>
+        </w:rPr>
+      </w:pPr>
+      <w:r>
+        <w:rPr>
+          <w:rFonts w:ascii="Segoe UI Symbol" w:hAnsi="Segoe UI Symbol" w:cs="Segoe UI Symbol" w:eastAsia="Segoe UI Symbol"/>
+          <w:color w:val="auto"/>
+          <w:spacing w:val="0"/>
+          <w:position w:val="0"/>
+          <w:sz w:val="24"/>
+          <w:shd w:fill="auto" w:val="clear"/>
+        </w:rPr>
+        <w:t xml:space="preserve">Fluxo faz sentido?</w:t>
+      </w:r>
+    </w:p>
+    <w:p>
+      <w:pPr>
+        <w:spacing w:before="0" w:after="160" w:line="279"/>
+        <w:ind w:right="0" w:left="0" w:firstLine="0"/>
+        <w:jc w:val="left"/>
+        <w:rPr>
+          <w:rFonts w:ascii="Segoe UI Symbol" w:hAnsi="Segoe UI Symbol" w:cs="Segoe UI Symbol" w:eastAsia="Segoe UI Symbol"/>
+          <w:color w:val="auto"/>
+          <w:spacing w:val="0"/>
+          <w:position w:val="0"/>
+          <w:sz w:val="24"/>
+          <w:shd w:fill="auto" w:val="clear"/>
+        </w:rPr>
+      </w:pPr>
+    </w:p>
+    <w:p>
+      <w:pPr>
+        <w:spacing w:before="0" w:after="160" w:line="279"/>
+        <w:ind w:right="0" w:left="0" w:firstLine="0"/>
+        <w:jc w:val="left"/>
+        <w:rPr>
+          <w:rFonts w:ascii="Segoe UI Symbol" w:hAnsi="Segoe UI Symbol" w:cs="Segoe UI Symbol" w:eastAsia="Segoe UI Symbol"/>
+          <w:color w:val="auto"/>
+          <w:spacing w:val="0"/>
+          <w:position w:val="0"/>
+          <w:sz w:val="24"/>
+          <w:shd w:fill="auto" w:val="clear"/>
+        </w:rPr>
+      </w:pPr>
+    </w:p>
+    <w:p>
+      <w:pPr>
+        <w:spacing w:before="0" w:after="160" w:line="279"/>
+        <w:ind w:right="0" w:left="0" w:firstLine="0"/>
+        <w:jc w:val="left"/>
+        <w:rPr>
+          <w:rFonts w:ascii="Segoe UI Symbol" w:hAnsi="Segoe UI Symbol" w:cs="Segoe UI Symbol" w:eastAsia="Segoe UI Symbol"/>
+          <w:color w:val="auto"/>
+          <w:spacing w:val="0"/>
+          <w:position w:val="0"/>
+          <w:sz w:val="24"/>
+          <w:shd w:fill="auto" w:val="clear"/>
+        </w:rPr>
+      </w:pPr>
+      <w:r>
+        <w:rPr>
+          <w:rFonts w:ascii="Segoe UI Symbol" w:hAnsi="Segoe UI Symbol" w:cs="Segoe UI Symbol" w:eastAsia="Segoe UI Symbol"/>
+          <w:b/>
+          <w:color w:val="auto"/>
+          <w:spacing w:val="0"/>
+          <w:position w:val="0"/>
+          <w:sz w:val="24"/>
+          <w:shd w:fill="auto" w:val="clear"/>
+        </w:rPr>
+        <w:t xml:space="preserve">🔒 </w:t>
+      </w:r>
+      <w:r>
+        <w:rPr>
+          <w:rFonts w:ascii="Segoe UI Symbol" w:hAnsi="Segoe UI Symbol" w:cs="Segoe UI Symbol" w:eastAsia="Segoe UI Symbol"/>
+          <w:b/>
+          <w:color w:val="auto"/>
+          <w:spacing w:val="0"/>
+          <w:position w:val="0"/>
+          <w:sz w:val="24"/>
+          <w:shd w:fill="auto" w:val="clear"/>
+        </w:rPr>
+        <w:t xml:space="preserve">8</w:t>
+      </w:r>
+      <w:r>
+        <w:rPr>
+          <w:rFonts w:ascii="Segoe UI Symbol" w:hAnsi="Segoe UI Symbol" w:cs="Segoe UI Symbol" w:eastAsia="Segoe UI Symbol"/>
+          <w:b/>
+          <w:color w:val="auto"/>
+          <w:spacing w:val="0"/>
+          <w:position w:val="0"/>
+          <w:sz w:val="24"/>
+          <w:shd w:fill="auto" w:val="clear"/>
+        </w:rPr>
+        <w:t xml:space="preserve">. Seguran</w:t>
+      </w:r>
+      <w:r>
+        <w:rPr>
+          <w:rFonts w:ascii="Segoe UI Symbol" w:hAnsi="Segoe UI Symbol" w:cs="Segoe UI Symbol" w:eastAsia="Segoe UI Symbol"/>
+          <w:b/>
+          <w:color w:val="auto"/>
+          <w:spacing w:val="0"/>
+          <w:position w:val="0"/>
+          <w:sz w:val="24"/>
+          <w:shd w:fill="auto" w:val="clear"/>
+        </w:rPr>
+        <w:t xml:space="preserve">ça e confiabilidade</w:t>
+      </w:r>
+    </w:p>
+    <w:p>
+      <w:pPr>
+        <w:spacing w:before="0" w:after="160" w:line="279"/>
+        <w:ind w:right="0" w:left="0" w:firstLine="0"/>
+        <w:jc w:val="left"/>
+        <w:rPr>
+          <w:rFonts w:ascii="Segoe UI Symbol" w:hAnsi="Segoe UI Symbol" w:cs="Segoe UI Symbol" w:eastAsia="Segoe UI Symbol"/>
+          <w:color w:val="auto"/>
+          <w:spacing w:val="0"/>
+          <w:position w:val="0"/>
+          <w:sz w:val="24"/>
+          <w:shd w:fill="auto" w:val="clear"/>
+        </w:rPr>
+      </w:pPr>
+      <w:r>
+        <w:rPr>
+          <w:rFonts w:ascii="Segoe UI Symbol" w:hAnsi="Segoe UI Symbol" w:cs="Segoe UI Symbol" w:eastAsia="Segoe UI Symbol"/>
+          <w:color w:val="auto"/>
+          <w:spacing w:val="0"/>
+          <w:position w:val="0"/>
+          <w:sz w:val="24"/>
+          <w:shd w:fill="auto" w:val="clear"/>
+        </w:rPr>
+        <w:t xml:space="preserve">Principalmente no seu tema:</w:t>
+      </w:r>
+    </w:p>
+    <w:p>
+      <w:pPr>
+        <w:spacing w:before="0" w:after="160" w:line="279"/>
+        <w:ind w:right="0" w:left="0" w:firstLine="0"/>
+        <w:jc w:val="left"/>
+        <w:rPr>
+          <w:rFonts w:ascii="Segoe UI Symbol" w:hAnsi="Segoe UI Symbol" w:cs="Segoe UI Symbol" w:eastAsia="Segoe UI Symbol"/>
+          <w:color w:val="auto"/>
+          <w:spacing w:val="0"/>
+          <w:position w:val="0"/>
+          <w:sz w:val="24"/>
+          <w:shd w:fill="auto" w:val="clear"/>
+        </w:rPr>
+      </w:pPr>
+      <w:r>
+        <w:rPr>
+          <w:rFonts w:ascii="Segoe UI Symbol" w:hAnsi="Segoe UI Symbol" w:cs="Segoe UI Symbol" w:eastAsia="Segoe UI Symbol"/>
+          <w:color w:val="auto"/>
+          <w:spacing w:val="0"/>
+          <w:position w:val="0"/>
+          <w:sz w:val="24"/>
+          <w:shd w:fill="auto" w:val="clear"/>
+        </w:rPr>
+        <w:t xml:space="preserve">O app protege os dados?</w:t>
+      </w:r>
+    </w:p>
+    <w:p>
+      <w:pPr>
+        <w:spacing w:before="0" w:after="160" w:line="279"/>
+        <w:ind w:right="0" w:left="0" w:firstLine="0"/>
+        <w:jc w:val="left"/>
+        <w:rPr>
+          <w:rFonts w:ascii="Segoe UI Symbol" w:hAnsi="Segoe UI Symbol" w:cs="Segoe UI Symbol" w:eastAsia="Segoe UI Symbol"/>
+          <w:color w:val="auto"/>
+          <w:spacing w:val="0"/>
+          <w:position w:val="0"/>
+          <w:sz w:val="24"/>
+          <w:shd w:fill="auto" w:val="clear"/>
+        </w:rPr>
+      </w:pPr>
+      <w:r>
+        <w:rPr>
+          <w:rFonts w:ascii="Segoe UI Symbol" w:hAnsi="Segoe UI Symbol" w:cs="Segoe UI Symbol" w:eastAsia="Segoe UI Symbol"/>
+          <w:color w:val="auto"/>
+          <w:spacing w:val="0"/>
+          <w:position w:val="0"/>
+          <w:sz w:val="24"/>
+          <w:shd w:fill="auto" w:val="clear"/>
+        </w:rPr>
+        <w:t xml:space="preserve">Funciona offline?</w:t>
+      </w:r>
+    </w:p>
+    <w:p>
+      <w:pPr>
+        <w:spacing w:before="0" w:after="160" w:line="279"/>
+        <w:ind w:right="0" w:left="0" w:firstLine="0"/>
+        <w:jc w:val="left"/>
+        <w:rPr>
+          <w:rFonts w:ascii="Segoe UI Symbol" w:hAnsi="Segoe UI Symbol" w:cs="Segoe UI Symbol" w:eastAsia="Segoe UI Symbol"/>
+          <w:color w:val="auto"/>
+          <w:spacing w:val="0"/>
+          <w:position w:val="0"/>
+          <w:sz w:val="24"/>
+          <w:shd w:fill="auto" w:val="clear"/>
+        </w:rPr>
+      </w:pPr>
+      <w:r>
+        <w:rPr>
+          <w:rFonts w:ascii="Segoe UI Symbol" w:hAnsi="Segoe UI Symbol" w:cs="Segoe UI Symbol" w:eastAsia="Segoe UI Symbol"/>
+          <w:color w:val="auto"/>
+          <w:spacing w:val="0"/>
+          <w:position w:val="0"/>
+          <w:sz w:val="24"/>
+          <w:shd w:fill="auto" w:val="clear"/>
+        </w:rPr>
+        <w:t xml:space="preserve">É confiável em emergências?</w:t>
+      </w:r>
+    </w:p>
+    <w:p>
+      <w:pPr>
+        <w:spacing w:before="0" w:after="160" w:line="279"/>
+        <w:ind w:right="0" w:left="0" w:firstLine="0"/>
+        <w:jc w:val="left"/>
+        <w:rPr>
+          <w:rFonts w:ascii="Segoe UI Symbol" w:hAnsi="Segoe UI Symbol" w:cs="Segoe UI Symbol" w:eastAsia="Segoe UI Symbol"/>
+          <w:color w:val="auto"/>
+          <w:spacing w:val="0"/>
+          <w:position w:val="0"/>
+          <w:sz w:val="24"/>
+          <w:shd w:fill="auto" w:val="clear"/>
+        </w:rPr>
+      </w:pPr>
+      <w:r>
+        <w:rPr>
+          <w:rFonts w:ascii="Segoe UI Symbol" w:hAnsi="Segoe UI Symbol" w:cs="Segoe UI Symbol" w:eastAsia="Segoe UI Symbol"/>
+          <w:b/>
+          <w:color w:val="auto"/>
+          <w:spacing w:val="0"/>
+          <w:position w:val="0"/>
+          <w:sz w:val="24"/>
+          <w:shd w:fill="auto" w:val="clear"/>
+        </w:rPr>
+        <w:t xml:space="preserve">🌍 </w:t>
+      </w:r>
+      <w:r>
+        <w:rPr>
+          <w:rFonts w:ascii="Segoe UI Symbol" w:hAnsi="Segoe UI Symbol" w:cs="Segoe UI Symbol" w:eastAsia="Segoe UI Symbol"/>
+          <w:b/>
+          <w:color w:val="auto"/>
+          <w:spacing w:val="0"/>
+          <w:position w:val="0"/>
+          <w:sz w:val="24"/>
+          <w:shd w:fill="auto" w:val="clear"/>
+        </w:rPr>
+        <w:t xml:space="preserve">9</w:t>
+      </w:r>
+      <w:r>
+        <w:rPr>
+          <w:rFonts w:ascii="Segoe UI Symbol" w:hAnsi="Segoe UI Symbol" w:cs="Segoe UI Symbol" w:eastAsia="Segoe UI Symbol"/>
+          <w:b/>
+          <w:color w:val="auto"/>
+          <w:spacing w:val="0"/>
+          <w:position w:val="0"/>
+          <w:sz w:val="24"/>
+          <w:shd w:fill="auto" w:val="clear"/>
+        </w:rPr>
+        <w:t xml:space="preserve">. Tecnologia e integra</w:t>
+      </w:r>
+      <w:r>
+        <w:rPr>
+          <w:rFonts w:ascii="Segoe UI Symbol" w:hAnsi="Segoe UI Symbol" w:cs="Segoe UI Symbol" w:eastAsia="Segoe UI Symbol"/>
+          <w:b/>
+          <w:color w:val="auto"/>
+          <w:spacing w:val="0"/>
+          <w:position w:val="0"/>
+          <w:sz w:val="24"/>
+          <w:shd w:fill="auto" w:val="clear"/>
+        </w:rPr>
+        <w:t xml:space="preserve">ção</w:t>
+      </w:r>
+    </w:p>
+    <w:p>
+      <w:pPr>
+        <w:spacing w:before="0" w:after="160" w:line="279"/>
+        <w:ind w:right="0" w:left="0" w:firstLine="0"/>
+        <w:jc w:val="left"/>
+        <w:rPr>
+          <w:rFonts w:ascii="Segoe UI Symbol" w:hAnsi="Segoe UI Symbol" w:cs="Segoe UI Symbol" w:eastAsia="Segoe UI Symbol"/>
+          <w:color w:val="auto"/>
+          <w:spacing w:val="0"/>
+          <w:position w:val="0"/>
+          <w:sz w:val="24"/>
+          <w:shd w:fill="auto" w:val="clear"/>
+        </w:rPr>
+      </w:pPr>
+      <w:r>
+        <w:rPr>
+          <w:rFonts w:ascii="Segoe UI Symbol" w:hAnsi="Segoe UI Symbol" w:cs="Segoe UI Symbol" w:eastAsia="Segoe UI Symbol"/>
+          <w:color w:val="auto"/>
+          <w:spacing w:val="0"/>
+          <w:position w:val="0"/>
+          <w:sz w:val="24"/>
+          <w:shd w:fill="auto" w:val="clear"/>
+        </w:rPr>
+        <w:t xml:space="preserve">Usa GPS? IA? mapas?</w:t>
+      </w:r>
+    </w:p>
+    <w:p>
+      <w:pPr>
+        <w:spacing w:before="0" w:after="160" w:line="279"/>
+        <w:ind w:right="0" w:left="0" w:firstLine="0"/>
+        <w:jc w:val="left"/>
+        <w:rPr>
+          <w:rFonts w:ascii="Segoe UI Symbol" w:hAnsi="Segoe UI Symbol" w:cs="Segoe UI Symbol" w:eastAsia="Segoe UI Symbol"/>
+          <w:color w:val="auto"/>
+          <w:spacing w:val="0"/>
+          <w:position w:val="0"/>
+          <w:sz w:val="24"/>
+          <w:shd w:fill="auto" w:val="clear"/>
+        </w:rPr>
+      </w:pPr>
+      <w:r>
+        <w:rPr>
+          <w:rFonts w:ascii="Segoe UI Symbol" w:hAnsi="Segoe UI Symbol" w:cs="Segoe UI Symbol" w:eastAsia="Segoe UI Symbol"/>
+          <w:color w:val="auto"/>
+          <w:spacing w:val="0"/>
+          <w:position w:val="0"/>
+          <w:sz w:val="24"/>
+          <w:shd w:fill="auto" w:val="clear"/>
+        </w:rPr>
+        <w:t xml:space="preserve">Integra com outros apps ou dispositivos?</w:t>
+      </w:r>
+    </w:p>
+    <w:p>
+      <w:pPr>
+        <w:spacing w:before="0" w:after="160" w:line="279"/>
+        <w:ind w:right="0" w:left="0" w:firstLine="0"/>
+        <w:jc w:val="left"/>
+        <w:rPr>
+          <w:rFonts w:ascii="Segoe UI Emoji" w:hAnsi="Segoe UI Emoji" w:cs="Segoe UI Emoji" w:eastAsia="Segoe UI Emoji"/>
+          <w:color w:val="auto"/>
+          <w:spacing w:val="0"/>
+          <w:position w:val="0"/>
+          <w:sz w:val="24"/>
+          <w:shd w:fill="auto" w:val="clear"/>
+        </w:rPr>
+      </w:pPr>
+      <w:r>
+        <w:rPr>
+          <w:rFonts w:ascii="Segoe UI Emoji" w:hAnsi="Segoe UI Emoji" w:cs="Segoe UI Emoji" w:eastAsia="Segoe UI Emoji"/>
+          <w:b/>
+          <w:color w:val="auto"/>
+          <w:spacing w:val="0"/>
+          <w:position w:val="0"/>
+          <w:sz w:val="24"/>
+          <w:shd w:fill="auto" w:val="clear"/>
+        </w:rPr>
+        <w:t xml:space="preserve">🧠 </w:t>
+      </w:r>
+      <w:r>
+        <w:rPr>
+          <w:rFonts w:ascii="Segoe UI Emoji" w:hAnsi="Segoe UI Emoji" w:cs="Segoe UI Emoji" w:eastAsia="Segoe UI Emoji"/>
+          <w:b/>
+          <w:color w:val="auto"/>
+          <w:spacing w:val="0"/>
+          <w:position w:val="0"/>
+          <w:sz w:val="24"/>
+          <w:shd w:fill="auto" w:val="clear"/>
+        </w:rPr>
+        <w:t xml:space="preserve">Dica de ouro (importante mesmo)</w:t>
+      </w:r>
+    </w:p>
+    <w:p>
+      <w:pPr>
+        <w:spacing w:before="0" w:after="160" w:line="279"/>
+        <w:ind w:right="0" w:left="0" w:firstLine="0"/>
+        <w:jc w:val="left"/>
+        <w:rPr>
+          <w:rFonts w:ascii="Segoe UI Emoji" w:hAnsi="Segoe UI Emoji" w:cs="Segoe UI Emoji" w:eastAsia="Segoe UI Emoji"/>
+          <w:color w:val="auto"/>
+          <w:spacing w:val="0"/>
+          <w:position w:val="0"/>
+          <w:sz w:val="24"/>
+          <w:shd w:fill="auto" w:val="clear"/>
+        </w:rPr>
+      </w:pPr>
+      <w:r>
+        <w:rPr>
+          <w:rFonts w:ascii="Segoe UI Emoji" w:hAnsi="Segoe UI Emoji" w:cs="Segoe UI Emoji" w:eastAsia="Segoe UI Emoji"/>
+          <w:color w:val="auto"/>
+          <w:spacing w:val="0"/>
+          <w:position w:val="0"/>
+          <w:sz w:val="24"/>
+          <w:shd w:fill="auto" w:val="clear"/>
+        </w:rPr>
+        <w:t xml:space="preserve">N</w:t>
+      </w:r>
+      <w:r>
+        <w:rPr>
+          <w:rFonts w:ascii="Segoe UI Emoji" w:hAnsi="Segoe UI Emoji" w:cs="Segoe UI Emoji" w:eastAsia="Segoe UI Emoji"/>
+          <w:color w:val="auto"/>
+          <w:spacing w:val="0"/>
+          <w:position w:val="0"/>
+          <w:sz w:val="24"/>
+          <w:shd w:fill="auto" w:val="clear"/>
+        </w:rPr>
+        <w:t xml:space="preserve">ão pesquise só o que o produto é, mas:</w:t>
+      </w:r>
+    </w:p>
+    <w:p>
+      <w:pPr>
+        <w:spacing w:before="0" w:after="160" w:line="279"/>
+        <w:ind w:right="0" w:left="0" w:firstLine="0"/>
+        <w:jc w:val="left"/>
+        <w:rPr>
+          <w:rFonts w:ascii="Segoe UI Symbol" w:hAnsi="Segoe UI Symbol" w:cs="Segoe UI Symbol" w:eastAsia="Segoe UI Symbol"/>
+          <w:color w:val="auto"/>
+          <w:spacing w:val="0"/>
+          <w:position w:val="0"/>
+          <w:sz w:val="24"/>
+          <w:shd w:fill="auto" w:val="clear"/>
+        </w:rPr>
+      </w:pPr>
+      <w:r>
+        <w:rPr>
+          <w:rFonts w:ascii="Segoe UI Emoji" w:hAnsi="Segoe UI Emoji" w:cs="Segoe UI Emoji" w:eastAsia="Segoe UI Emoji"/>
+          <w:color w:val="auto"/>
+          <w:spacing w:val="0"/>
+          <w:position w:val="0"/>
+          <w:sz w:val="24"/>
+          <w:u w:val="single"/>
+          <w:shd w:fill="auto" w:val="clear"/>
+        </w:rPr>
+        <w:t xml:space="preserve">👉 </w:t>
+      </w:r>
+      <w:r>
+        <w:rPr>
+          <w:rFonts w:ascii="Segoe UI Emoji" w:hAnsi="Segoe UI Emoji" w:cs="Segoe UI Emoji" w:eastAsia="Segoe UI Emoji"/>
+          <w:color w:val="auto"/>
+          <w:spacing w:val="0"/>
+          <w:position w:val="0"/>
+          <w:sz w:val="24"/>
+          <w:u w:val="single"/>
+          <w:shd w:fill="auto" w:val="clear"/>
+        </w:rPr>
+        <w:t xml:space="preserve">por que ele existe e qual problema resolve</w:t>
+      </w:r>
+    </w:p>
+    <w:p>
+      <w:pPr>
+        <w:spacing w:before="0" w:after="160" w:line="279"/>
+        <w:ind w:right="0" w:left="0" w:firstLine="0"/>
+        <w:jc w:val="left"/>
+        <w:rPr>
+          <w:rFonts w:ascii="Segoe UI Symbol" w:hAnsi="Segoe UI Symbol" w:cs="Segoe UI Symbol" w:eastAsia="Segoe UI Symbol"/>
+          <w:color w:val="auto"/>
+          <w:spacing w:val="0"/>
+          <w:position w:val="0"/>
+          <w:sz w:val="24"/>
+          <w:shd w:fill="auto" w:val="clear"/>
+        </w:rPr>
+      </w:pPr>
     </w:p>
     <w:p>
       <w:pPr>
